--- a/assets/CV (Shih-Ni Prim_April_2025).docx
+++ b/assets/CV (Shih-Ni Prim_April_2025).docx
@@ -689,18 +689,8 @@
           <w:sz w:val="22"/>
           <w:szCs w:val="22"/>
         </w:rPr>
-        <w:t xml:space="preserve"> for computer </w:t>
-      </w:r>
-      <w:proofErr w:type="gramStart"/>
-      <w:r>
-        <w:rPr>
-          <w:rFonts w:asciiTheme="minorHAnsi" w:hAnsiTheme="minorHAnsi" w:cstheme="minorHAnsi"/>
-          <w:sz w:val="22"/>
-          <w:szCs w:val="22"/>
-        </w:rPr>
-        <w:t>experiment</w:t>
-      </w:r>
-      <w:proofErr w:type="gramEnd"/>
+        <w:t xml:space="preserve"> for computer experiment</w:t>
+      </w:r>
       <w:r>
         <w:rPr>
           <w:rFonts w:asciiTheme="minorHAnsi" w:hAnsiTheme="minorHAnsi" w:cstheme="minorHAnsi"/>
@@ -1101,25 +1091,7 @@
           <w:sz w:val="22"/>
           <w:szCs w:val="22"/>
         </w:rPr>
-        <w:t xml:space="preserve">Visualized Geographic Information System data using R (sf, </w:t>
-      </w:r>
-      <w:proofErr w:type="spellStart"/>
-      <w:r>
-        <w:rPr>
-          <w:rFonts w:asciiTheme="minorHAnsi" w:hAnsiTheme="minorHAnsi" w:cstheme="minorHAnsi"/>
-          <w:sz w:val="22"/>
-          <w:szCs w:val="22"/>
-        </w:rPr>
-        <w:t>tidyverse</w:t>
-      </w:r>
-      <w:proofErr w:type="spellEnd"/>
-      <w:r>
-        <w:rPr>
-          <w:rFonts w:asciiTheme="minorHAnsi" w:hAnsiTheme="minorHAnsi" w:cstheme="minorHAnsi"/>
-          <w:sz w:val="22"/>
-          <w:szCs w:val="22"/>
-        </w:rPr>
-        <w:t>, and ggplot2)</w:t>
+        <w:t>Visualized Geographic Information System data using R (sf, tidyverse, and ggplot2)</w:t>
       </w:r>
     </w:p>
     <w:p>
@@ -1337,39 +1309,7 @@
           <w:sz w:val="22"/>
           <w:szCs w:val="22"/>
         </w:rPr>
-        <w:t xml:space="preserve">Devised active learning algorithms to efficiently construct aero databases in Python (scikit-learn, </w:t>
-      </w:r>
-      <w:proofErr w:type="spellStart"/>
-      <w:r>
-        <w:rPr>
-          <w:sz w:val="22"/>
-          <w:szCs w:val="22"/>
-        </w:rPr>
-        <w:t>numpy</w:t>
-      </w:r>
-      <w:proofErr w:type="spellEnd"/>
-      <w:r>
-        <w:rPr>
-          <w:sz w:val="22"/>
-          <w:szCs w:val="22"/>
-        </w:rPr>
-        <w:t xml:space="preserve">, </w:t>
-      </w:r>
-      <w:proofErr w:type="spellStart"/>
-      <w:r>
-        <w:rPr>
-          <w:sz w:val="22"/>
-          <w:szCs w:val="22"/>
-        </w:rPr>
-        <w:t>dgpsi</w:t>
-      </w:r>
-      <w:proofErr w:type="spellEnd"/>
-      <w:r>
-        <w:rPr>
-          <w:sz w:val="22"/>
-          <w:szCs w:val="22"/>
-        </w:rPr>
-        <w:t>)</w:t>
+        <w:t>Devised active learning algorithms to efficiently construct aero databases in Python (scikit-learn, numpy, dgpsi)</w:t>
       </w:r>
     </w:p>
     <w:p>
@@ -2056,7 +1996,15 @@
           <w:sz w:val="22"/>
           <w:szCs w:val="22"/>
         </w:rPr>
-        <w:t xml:space="preserve">Nelson, N, </w:t>
+        <w:t xml:space="preserve">Nelson </w:t>
+      </w:r>
+      <w:r>
+        <w:rPr>
+          <w:rFonts w:asciiTheme="minorHAnsi" w:hAnsiTheme="minorHAnsi" w:cstheme="minorHAnsi"/>
+          <w:sz w:val="22"/>
+          <w:szCs w:val="22"/>
+        </w:rPr>
+        <w:t xml:space="preserve">N, </w:t>
       </w:r>
       <w:r>
         <w:rPr>
@@ -2074,9 +2022,94 @@
           <w:sz w:val="22"/>
           <w:szCs w:val="22"/>
         </w:rPr>
-        <w:t xml:space="preserve">, Saia S, Grieger K, Huseth A. </w:t>
-      </w:r>
-      <w:r>
+        <w:t>,</w:t>
+      </w:r>
+      <w:r>
+        <w:rPr>
+          <w:rFonts w:asciiTheme="minorHAnsi" w:hAnsiTheme="minorHAnsi" w:cstheme="minorHAnsi"/>
+          <w:sz w:val="22"/>
+          <w:szCs w:val="22"/>
+        </w:rPr>
+        <w:t xml:space="preserve"> Saia</w:t>
+      </w:r>
+      <w:r>
+        <w:rPr>
+          <w:rFonts w:asciiTheme="minorHAnsi" w:hAnsiTheme="minorHAnsi" w:cstheme="minorHAnsi"/>
+          <w:sz w:val="22"/>
+          <w:szCs w:val="22"/>
+        </w:rPr>
+        <w:t xml:space="preserve"> S, </w:t>
+      </w:r>
+      <w:r>
+        <w:rPr>
+          <w:rFonts w:asciiTheme="minorHAnsi" w:hAnsiTheme="minorHAnsi" w:cstheme="minorHAnsi"/>
+          <w:sz w:val="22"/>
+          <w:szCs w:val="22"/>
+        </w:rPr>
+        <w:t>Grieger</w:t>
+      </w:r>
+      <w:r>
+        <w:rPr>
+          <w:rFonts w:asciiTheme="minorHAnsi" w:hAnsiTheme="minorHAnsi" w:cstheme="minorHAnsi"/>
+          <w:sz w:val="22"/>
+          <w:szCs w:val="22"/>
+        </w:rPr>
+        <w:t xml:space="preserve"> </w:t>
+      </w:r>
+      <w:r>
+        <w:rPr>
+          <w:rFonts w:asciiTheme="minorHAnsi" w:hAnsiTheme="minorHAnsi" w:cstheme="minorHAnsi"/>
+          <w:sz w:val="22"/>
+          <w:szCs w:val="22"/>
+        </w:rPr>
+        <w:t xml:space="preserve">K, </w:t>
+      </w:r>
+      <w:r>
+        <w:rPr>
+          <w:rFonts w:asciiTheme="minorHAnsi" w:hAnsiTheme="minorHAnsi" w:cstheme="minorHAnsi"/>
+          <w:sz w:val="22"/>
+          <w:szCs w:val="22"/>
+        </w:rPr>
+        <w:t>Huseth</w:t>
+      </w:r>
+      <w:r>
+        <w:rPr>
+          <w:rFonts w:asciiTheme="minorHAnsi" w:hAnsiTheme="minorHAnsi" w:cstheme="minorHAnsi"/>
+          <w:sz w:val="22"/>
+          <w:szCs w:val="22"/>
+        </w:rPr>
+        <w:t xml:space="preserve"> </w:t>
+      </w:r>
+      <w:r>
+        <w:rPr>
+          <w:rFonts w:asciiTheme="minorHAnsi" w:hAnsiTheme="minorHAnsi" w:cstheme="minorHAnsi"/>
+          <w:sz w:val="22"/>
+          <w:szCs w:val="22"/>
+        </w:rPr>
+        <w:t>A (authors vary by chapter). 2025. A Machine Learning Primer for Natural Resources Management, Accessed online via </w:t>
+      </w:r>
+      <w:hyperlink r:id="rId7" w:tgtFrame="_blank" w:history="1">
+        <w:r>
+          <w:rPr>
+            <w:rStyle w:val="Hyperlink"/>
+            <w:rFonts w:asciiTheme="minorHAnsi" w:hAnsiTheme="minorHAnsi" w:cstheme="minorHAnsi"/>
+            <w:sz w:val="22"/>
+            <w:szCs w:val="22"/>
+          </w:rPr>
+          <w:t>go.ncsu.edu/mlprimer</w:t>
+        </w:r>
+      </w:hyperlink>
+      <w:r>
+        <w:rPr>
+          <w:rFonts w:asciiTheme="minorHAnsi" w:hAnsiTheme="minorHAnsi" w:cstheme="minorHAnsi"/>
+          <w:sz w:val="22"/>
+          <w:szCs w:val="22"/>
+        </w:rPr>
+        <w:t>.</w:t>
+      </w:r>
+    </w:p>
+    <w:p>
+      <w:pPr>
         <w:rPr>
           <w:rFonts w:asciiTheme="minorHAnsi" w:hAnsiTheme="minorHAnsi" w:cstheme="minorHAnsi"/>
           <w:i/>
@@ -2084,7 +2117,122 @@
           <w:sz w:val="22"/>
           <w:szCs w:val="22"/>
         </w:rPr>
-        <w:t>A Machine Learning Primer for Natural Resource Management</w:t>
+      </w:pPr>
+    </w:p>
+    <w:p>
+      <w:pPr>
+        <w:rPr>
+          <w:sz w:val="22"/>
+          <w:szCs w:val="22"/>
+        </w:rPr>
+      </w:pPr>
+      <w:r>
+        <w:rPr>
+          <w:rFonts w:asciiTheme="minorHAnsi" w:hAnsiTheme="minorHAnsi" w:cstheme="minorHAnsi"/>
+          <w:sz w:val="22"/>
+          <w:szCs w:val="22"/>
+        </w:rPr>
+        <w:t>Chan MD,</w:t>
+      </w:r>
+      <w:r>
+        <w:rPr>
+          <w:rFonts w:asciiTheme="minorHAnsi" w:hAnsiTheme="minorHAnsi" w:cstheme="minorHAnsi"/>
+          <w:sz w:val="22"/>
+          <w:szCs w:val="22"/>
+        </w:rPr>
+        <w:t xml:space="preserve"> </w:t>
+      </w:r>
+      <w:r>
+        <w:rPr>
+          <w:rFonts w:asciiTheme="minorHAnsi" w:hAnsiTheme="minorHAnsi" w:cstheme="minorHAnsi"/>
+          <w:b/>
+          <w:bCs/>
+          <w:sz w:val="22"/>
+          <w:szCs w:val="22"/>
+        </w:rPr>
+        <w:t>Prim</w:t>
+      </w:r>
+      <w:r>
+        <w:rPr>
+          <w:rFonts w:asciiTheme="minorHAnsi" w:hAnsiTheme="minorHAnsi" w:cstheme="minorHAnsi"/>
+          <w:sz w:val="22"/>
+          <w:szCs w:val="22"/>
+        </w:rPr>
+        <w:t xml:space="preserve"> </w:t>
+      </w:r>
+      <w:r>
+        <w:rPr>
+          <w:rFonts w:asciiTheme="minorHAnsi" w:hAnsiTheme="minorHAnsi" w:cstheme="minorHAnsi"/>
+          <w:b/>
+          <w:bCs/>
+          <w:sz w:val="22"/>
+          <w:szCs w:val="22"/>
+        </w:rPr>
+        <w:t>S</w:t>
+      </w:r>
+      <w:r>
+        <w:rPr>
+          <w:rFonts w:asciiTheme="minorHAnsi" w:hAnsiTheme="minorHAnsi" w:cstheme="minorHAnsi"/>
+          <w:sz w:val="22"/>
+          <w:szCs w:val="22"/>
+        </w:rPr>
+        <w:t>,</w:t>
+      </w:r>
+      <w:r>
+        <w:rPr>
+          <w:rFonts w:asciiTheme="minorHAnsi" w:hAnsiTheme="minorHAnsi" w:cstheme="minorHAnsi"/>
+          <w:sz w:val="22"/>
+          <w:szCs w:val="22"/>
+        </w:rPr>
+        <w:t xml:space="preserve"> Cramer</w:t>
+      </w:r>
+      <w:r>
+        <w:rPr>
+          <w:rFonts w:asciiTheme="minorHAnsi" w:hAnsiTheme="minorHAnsi" w:cstheme="minorHAnsi"/>
+          <w:sz w:val="22"/>
+          <w:szCs w:val="22"/>
+        </w:rPr>
+        <w:t xml:space="preserve"> C, </w:t>
+      </w:r>
+      <w:r>
+        <w:rPr>
+          <w:rFonts w:asciiTheme="minorHAnsi" w:hAnsiTheme="minorHAnsi" w:cstheme="minorHAnsi"/>
+          <w:sz w:val="22"/>
+          <w:szCs w:val="22"/>
+        </w:rPr>
+        <w:t xml:space="preserve">Ruiz </w:t>
+      </w:r>
+      <w:r>
+        <w:rPr>
+          <w:rFonts w:asciiTheme="minorHAnsi" w:hAnsiTheme="minorHAnsi" w:cstheme="minorHAnsi"/>
+          <w:sz w:val="22"/>
+          <w:szCs w:val="22"/>
+        </w:rPr>
+        <w:t>J. “Nonrandomized trials in clinical oncology.”</w:t>
+      </w:r>
+      <w:r>
+        <w:rPr>
+          <w:rFonts w:asciiTheme="minorHAnsi" w:hAnsiTheme="minorHAnsi" w:cstheme="minorHAnsi"/>
+          <w:sz w:val="22"/>
+          <w:szCs w:val="22"/>
+        </w:rPr>
+        <w:t xml:space="preserve"> </w:t>
+      </w:r>
+      <w:r>
+        <w:rPr>
+          <w:rFonts w:asciiTheme="minorHAnsi" w:hAnsiTheme="minorHAnsi" w:cstheme="minorHAnsi"/>
+          <w:sz w:val="22"/>
+          <w:szCs w:val="22"/>
+        </w:rPr>
+        <w:t>I</w:t>
+      </w:r>
+      <w:r>
+        <w:rPr>
+          <w:rFonts w:asciiTheme="minorHAnsi" w:hAnsiTheme="minorHAnsi" w:cstheme="minorHAnsi"/>
+          <w:sz w:val="22"/>
+          <w:szCs w:val="22"/>
+        </w:rPr>
+        <w:t xml:space="preserve">n </w:t>
       </w:r>
       <w:r>
         <w:rPr>
@@ -2094,7 +2242,369 @@
           <w:sz w:val="22"/>
           <w:szCs w:val="22"/>
         </w:rPr>
-        <w:t>.</w:t>
+        <w:t>Handbook for Designing and Conducting Clinical and Translational Research: Translational Radiation Oncology</w:t>
+      </w:r>
+      <w:r>
+        <w:rPr>
+          <w:sz w:val="22"/>
+          <w:szCs w:val="22"/>
+        </w:rPr>
+        <w:t xml:space="preserve">, edited by Adam E. M. Eltorai, Jeffrey A. Bakal, Daniel W. Kim, David E. Wazer, </w:t>
+      </w:r>
+      <w:r>
+        <w:rPr>
+          <w:sz w:val="22"/>
+          <w:szCs w:val="22"/>
+        </w:rPr>
+        <w:t>31</w:t>
+      </w:r>
+      <w:r>
+        <w:rPr>
+          <w:sz w:val="22"/>
+          <w:szCs w:val="22"/>
+        </w:rPr>
+        <w:t>3–284. 2023. Academic Press.</w:t>
+      </w:r>
+    </w:p>
+    <w:p>
+      <w:pPr>
+        <w:rPr>
+          <w:sz w:val="22"/>
+          <w:szCs w:val="22"/>
+        </w:rPr>
+      </w:pPr>
+    </w:p>
+    <w:p>
+      <w:pPr>
+        <w:rPr>
+          <w:rFonts w:asciiTheme="minorHAnsi" w:hAnsiTheme="minorHAnsi" w:cstheme="minorHAnsi"/>
+          <w:sz w:val="22"/>
+          <w:szCs w:val="22"/>
+        </w:rPr>
+      </w:pPr>
+      <w:r>
+        <w:rPr>
+          <w:rFonts w:asciiTheme="minorHAnsi" w:hAnsiTheme="minorHAnsi" w:cstheme="minorHAnsi"/>
+          <w:sz w:val="22"/>
+          <w:szCs w:val="22"/>
+        </w:rPr>
+        <w:t xml:space="preserve">Helis </w:t>
+      </w:r>
+      <w:r>
+        <w:rPr>
+          <w:rFonts w:asciiTheme="minorHAnsi" w:hAnsiTheme="minorHAnsi" w:cstheme="minorHAnsi"/>
+          <w:sz w:val="22"/>
+          <w:szCs w:val="22"/>
+        </w:rPr>
+        <w:t>C</w:t>
+      </w:r>
+      <w:r>
+        <w:rPr>
+          <w:rFonts w:asciiTheme="minorHAnsi" w:hAnsiTheme="minorHAnsi" w:cstheme="minorHAnsi"/>
+          <w:sz w:val="22"/>
+          <w:szCs w:val="22"/>
+        </w:rPr>
+        <w:t>A</w:t>
+      </w:r>
+      <w:r>
+        <w:rPr>
+          <w:rFonts w:asciiTheme="minorHAnsi" w:hAnsiTheme="minorHAnsi" w:cstheme="minorHAnsi"/>
+          <w:sz w:val="22"/>
+          <w:szCs w:val="22"/>
+        </w:rPr>
+        <w:t xml:space="preserve">, </w:t>
+      </w:r>
+      <w:r>
+        <w:rPr>
+          <w:rFonts w:asciiTheme="minorHAnsi" w:hAnsiTheme="minorHAnsi" w:cstheme="minorHAnsi"/>
+          <w:b/>
+          <w:bCs/>
+          <w:sz w:val="22"/>
+          <w:szCs w:val="22"/>
+        </w:rPr>
+        <w:t>Prim</w:t>
+      </w:r>
+      <w:r>
+        <w:rPr>
+          <w:rFonts w:asciiTheme="minorHAnsi" w:hAnsiTheme="minorHAnsi" w:cstheme="minorHAnsi"/>
+          <w:sz w:val="22"/>
+          <w:szCs w:val="22"/>
+        </w:rPr>
+        <w:t xml:space="preserve"> </w:t>
+      </w:r>
+      <w:r>
+        <w:rPr>
+          <w:rFonts w:asciiTheme="minorHAnsi" w:hAnsiTheme="minorHAnsi" w:cstheme="minorHAnsi"/>
+          <w:b/>
+          <w:bCs/>
+          <w:sz w:val="22"/>
+          <w:szCs w:val="22"/>
+        </w:rPr>
+        <w:t>S</w:t>
+      </w:r>
+      <w:r>
+        <w:rPr>
+          <w:rFonts w:asciiTheme="minorHAnsi" w:hAnsiTheme="minorHAnsi" w:cstheme="minorHAnsi"/>
+          <w:sz w:val="22"/>
+          <w:szCs w:val="22"/>
+        </w:rPr>
+        <w:t>,</w:t>
+      </w:r>
+      <w:r>
+        <w:rPr>
+          <w:rFonts w:asciiTheme="minorHAnsi" w:hAnsiTheme="minorHAnsi" w:cstheme="minorHAnsi"/>
+          <w:sz w:val="22"/>
+          <w:szCs w:val="22"/>
+        </w:rPr>
+        <w:t xml:space="preserve"> Cramer</w:t>
+      </w:r>
+      <w:r>
+        <w:rPr>
+          <w:rFonts w:asciiTheme="minorHAnsi" w:hAnsiTheme="minorHAnsi" w:cstheme="minorHAnsi"/>
+          <w:sz w:val="22"/>
+          <w:szCs w:val="22"/>
+        </w:rPr>
+        <w:t xml:space="preserve"> C</w:t>
+      </w:r>
+      <w:r>
+        <w:rPr>
+          <w:rFonts w:asciiTheme="minorHAnsi" w:hAnsiTheme="minorHAnsi" w:cstheme="minorHAnsi"/>
+          <w:sz w:val="22"/>
+          <w:szCs w:val="22"/>
+        </w:rPr>
+        <w:t>K</w:t>
+      </w:r>
+      <w:r>
+        <w:rPr>
+          <w:rFonts w:asciiTheme="minorHAnsi" w:hAnsiTheme="minorHAnsi" w:cstheme="minorHAnsi"/>
+          <w:sz w:val="22"/>
+          <w:szCs w:val="22"/>
+        </w:rPr>
+        <w:t xml:space="preserve">, </w:t>
+      </w:r>
+      <w:r>
+        <w:rPr>
+          <w:rFonts w:asciiTheme="minorHAnsi" w:hAnsiTheme="minorHAnsi" w:cstheme="minorHAnsi"/>
+          <w:sz w:val="22"/>
+          <w:szCs w:val="22"/>
+        </w:rPr>
+        <w:t xml:space="preserve">Strowd </w:t>
+      </w:r>
+      <w:r>
+        <w:rPr>
+          <w:rFonts w:asciiTheme="minorHAnsi" w:hAnsiTheme="minorHAnsi" w:cstheme="minorHAnsi"/>
+          <w:sz w:val="22"/>
+          <w:szCs w:val="22"/>
+        </w:rPr>
+        <w:t>R,</w:t>
+      </w:r>
+      <w:r>
+        <w:rPr>
+          <w:rFonts w:asciiTheme="minorHAnsi" w:hAnsiTheme="minorHAnsi" w:cstheme="minorHAnsi"/>
+          <w:sz w:val="22"/>
+          <w:szCs w:val="22"/>
+        </w:rPr>
+        <w:t xml:space="preserve"> Lesser</w:t>
+      </w:r>
+      <w:r>
+        <w:rPr>
+          <w:rFonts w:asciiTheme="minorHAnsi" w:hAnsiTheme="minorHAnsi" w:cstheme="minorHAnsi"/>
+          <w:sz w:val="22"/>
+          <w:szCs w:val="22"/>
+        </w:rPr>
+        <w:t xml:space="preserve"> GJ, </w:t>
+      </w:r>
+      <w:r>
+        <w:rPr>
+          <w:rFonts w:asciiTheme="minorHAnsi" w:hAnsiTheme="minorHAnsi" w:cstheme="minorHAnsi"/>
+          <w:sz w:val="22"/>
+          <w:szCs w:val="22"/>
+        </w:rPr>
+        <w:t xml:space="preserve">White </w:t>
+      </w:r>
+      <w:r>
+        <w:rPr>
+          <w:rFonts w:asciiTheme="minorHAnsi" w:hAnsiTheme="minorHAnsi" w:cstheme="minorHAnsi"/>
+          <w:sz w:val="22"/>
+          <w:szCs w:val="22"/>
+        </w:rPr>
+        <w:t>J</w:t>
+      </w:r>
+      <w:r>
+        <w:rPr>
+          <w:rFonts w:asciiTheme="minorHAnsi" w:hAnsiTheme="minorHAnsi" w:cstheme="minorHAnsi"/>
+          <w:sz w:val="22"/>
+          <w:szCs w:val="22"/>
+        </w:rPr>
+        <w:t>J</w:t>
+      </w:r>
+      <w:r>
+        <w:rPr>
+          <w:rFonts w:asciiTheme="minorHAnsi" w:hAnsiTheme="minorHAnsi" w:cstheme="minorHAnsi"/>
+          <w:sz w:val="22"/>
+          <w:szCs w:val="22"/>
+        </w:rPr>
+        <w:t xml:space="preserve">, </w:t>
+      </w:r>
+      <w:r>
+        <w:rPr>
+          <w:rFonts w:asciiTheme="minorHAnsi" w:hAnsiTheme="minorHAnsi" w:cstheme="minorHAnsi"/>
+          <w:sz w:val="22"/>
+          <w:szCs w:val="22"/>
+        </w:rPr>
+        <w:t xml:space="preserve">Tatter </w:t>
+      </w:r>
+      <w:r>
+        <w:rPr>
+          <w:rFonts w:asciiTheme="minorHAnsi" w:hAnsiTheme="minorHAnsi" w:cstheme="minorHAnsi"/>
+          <w:sz w:val="22"/>
+          <w:szCs w:val="22"/>
+        </w:rPr>
+        <w:t>SB,</w:t>
+      </w:r>
+      <w:r>
+        <w:rPr>
+          <w:rFonts w:asciiTheme="minorHAnsi" w:hAnsiTheme="minorHAnsi" w:cstheme="minorHAnsi"/>
+          <w:sz w:val="22"/>
+          <w:szCs w:val="22"/>
+        </w:rPr>
+        <w:t xml:space="preserve"> Laxton</w:t>
+      </w:r>
+      <w:r>
+        <w:rPr>
+          <w:rFonts w:asciiTheme="minorHAnsi" w:hAnsiTheme="minorHAnsi" w:cstheme="minorHAnsi"/>
+          <w:sz w:val="22"/>
+          <w:szCs w:val="22"/>
+        </w:rPr>
+        <w:t xml:space="preserve"> AW, </w:t>
+      </w:r>
+      <w:r>
+        <w:rPr>
+          <w:rFonts w:asciiTheme="minorHAnsi" w:hAnsiTheme="minorHAnsi" w:cstheme="minorHAnsi"/>
+          <w:sz w:val="22"/>
+          <w:szCs w:val="22"/>
+        </w:rPr>
+        <w:t xml:space="preserve">Whitlow </w:t>
+      </w:r>
+      <w:r>
+        <w:rPr>
+          <w:rFonts w:asciiTheme="minorHAnsi" w:hAnsiTheme="minorHAnsi" w:cstheme="minorHAnsi"/>
+          <w:sz w:val="22"/>
+          <w:szCs w:val="22"/>
+        </w:rPr>
+        <w:t>C,</w:t>
+      </w:r>
+      <w:r>
+        <w:rPr>
+          <w:rFonts w:asciiTheme="minorHAnsi" w:hAnsiTheme="minorHAnsi" w:cstheme="minorHAnsi"/>
+          <w:sz w:val="22"/>
+          <w:szCs w:val="22"/>
+        </w:rPr>
+        <w:t xml:space="preserve"> Lo</w:t>
+      </w:r>
+      <w:r>
+        <w:rPr>
+          <w:rFonts w:asciiTheme="minorHAnsi" w:hAnsiTheme="minorHAnsi" w:cstheme="minorHAnsi"/>
+          <w:sz w:val="22"/>
+          <w:szCs w:val="22"/>
+        </w:rPr>
+        <w:t xml:space="preserve"> H, Debinski</w:t>
+      </w:r>
+      <w:r>
+        <w:rPr>
+          <w:rFonts w:asciiTheme="minorHAnsi" w:hAnsiTheme="minorHAnsi" w:cstheme="minorHAnsi"/>
+          <w:sz w:val="22"/>
+          <w:szCs w:val="22"/>
+        </w:rPr>
+        <w:t xml:space="preserve"> W</w:t>
+      </w:r>
+      <w:r>
+        <w:rPr>
+          <w:rFonts w:asciiTheme="minorHAnsi" w:hAnsiTheme="minorHAnsi" w:cstheme="minorHAnsi"/>
+          <w:sz w:val="22"/>
+          <w:szCs w:val="22"/>
+        </w:rPr>
+        <w:t>, Ververs</w:t>
+      </w:r>
+      <w:r>
+        <w:rPr>
+          <w:rFonts w:asciiTheme="minorHAnsi" w:hAnsiTheme="minorHAnsi" w:cstheme="minorHAnsi"/>
+          <w:sz w:val="22"/>
+          <w:szCs w:val="22"/>
+        </w:rPr>
+        <w:t xml:space="preserve"> JD</w:t>
+      </w:r>
+      <w:r>
+        <w:rPr>
+          <w:rFonts w:asciiTheme="minorHAnsi" w:hAnsiTheme="minorHAnsi" w:cstheme="minorHAnsi"/>
+          <w:sz w:val="22"/>
+          <w:szCs w:val="22"/>
+        </w:rPr>
+        <w:t>, Black</w:t>
+      </w:r>
+      <w:r>
+        <w:rPr>
+          <w:rFonts w:asciiTheme="minorHAnsi" w:hAnsiTheme="minorHAnsi" w:cstheme="minorHAnsi"/>
+          <w:sz w:val="22"/>
+          <w:szCs w:val="22"/>
+        </w:rPr>
+        <w:t xml:space="preserve"> PJ</w:t>
+      </w:r>
+      <w:r>
+        <w:rPr>
+          <w:rFonts w:asciiTheme="minorHAnsi" w:hAnsiTheme="minorHAnsi" w:cstheme="minorHAnsi"/>
+          <w:sz w:val="22"/>
+          <w:szCs w:val="22"/>
+        </w:rPr>
+        <w:t xml:space="preserve">, </w:t>
+      </w:r>
+      <w:r>
+        <w:rPr>
+          <w:rFonts w:asciiTheme="minorHAnsi" w:hAnsiTheme="minorHAnsi" w:cstheme="minorHAnsi"/>
+          <w:sz w:val="22"/>
+          <w:szCs w:val="22"/>
+        </w:rPr>
+        <w:t>Chan MD</w:t>
+      </w:r>
+      <w:r>
+        <w:rPr>
+          <w:rFonts w:asciiTheme="minorHAnsi" w:hAnsiTheme="minorHAnsi" w:cstheme="minorHAnsi"/>
+          <w:sz w:val="22"/>
+          <w:szCs w:val="22"/>
+        </w:rPr>
+        <w:t xml:space="preserve">, </w:t>
+      </w:r>
+      <w:r>
+        <w:rPr>
+          <w:rFonts w:asciiTheme="minorHAnsi" w:hAnsiTheme="minorHAnsi" w:cstheme="minorHAnsi"/>
+          <w:sz w:val="22"/>
+          <w:szCs w:val="22"/>
+        </w:rPr>
+        <w:t>“</w:t>
+      </w:r>
+      <w:r>
+        <w:rPr>
+          <w:rFonts w:asciiTheme="minorHAnsi" w:hAnsiTheme="minorHAnsi" w:cstheme="minorHAnsi"/>
+          <w:sz w:val="22"/>
+          <w:szCs w:val="22"/>
+        </w:rPr>
+        <w:t>Clinical outcomes of dose-escalated re-irradiation in patients with recurrent high-grade glioma</w:t>
+      </w:r>
+      <w:r>
+        <w:rPr>
+          <w:rFonts w:asciiTheme="minorHAnsi" w:hAnsiTheme="minorHAnsi" w:cstheme="minorHAnsi"/>
+          <w:sz w:val="22"/>
+          <w:szCs w:val="22"/>
+        </w:rPr>
+        <w:t>.”</w:t>
+      </w:r>
+      <w:r>
+        <w:rPr>
+          <w:rFonts w:asciiTheme="minorHAnsi" w:hAnsiTheme="minorHAnsi" w:cstheme="minorHAnsi"/>
+          <w:sz w:val="22"/>
+          <w:szCs w:val="22"/>
+        </w:rPr>
+        <w:t xml:space="preserve"> </w:t>
       </w:r>
       <w:r>
         <w:rPr>
@@ -2104,6 +2614,14 @@
           <w:sz w:val="22"/>
           <w:szCs w:val="22"/>
         </w:rPr>
+        <w:t>Neuro-Oncology Practice</w:t>
+      </w:r>
+      <w:r>
+        <w:rPr>
+          <w:rFonts w:asciiTheme="minorHAnsi" w:hAnsiTheme="minorHAnsi" w:cstheme="minorHAnsi"/>
+          <w:sz w:val="22"/>
+          <w:szCs w:val="22"/>
+        </w:rPr>
         <w:t xml:space="preserve"> </w:t>
       </w:r>
       <w:r>
@@ -2112,27 +2630,24 @@
           <w:sz w:val="22"/>
           <w:szCs w:val="22"/>
         </w:rPr>
-        <w:t xml:space="preserve">October 2024. </w:t>
-      </w:r>
-      <w:r>
-        <w:rPr>
-          <w:rFonts w:asciiTheme="minorHAnsi" w:hAnsiTheme="minorHAnsi" w:cstheme="minorHAnsi"/>
-          <w:sz w:val="22"/>
-          <w:szCs w:val="22"/>
-        </w:rPr>
-        <w:t>https://nataliegnelson.github.io/ml_primer/</w:t>
-      </w:r>
-    </w:p>
-    <w:p>
-      <w:pPr>
-        <w:rPr>
-          <w:rFonts w:asciiTheme="minorHAnsi" w:hAnsiTheme="minorHAnsi" w:cstheme="minorHAnsi"/>
-          <w:i/>
-          <w:iCs/>
-          <w:sz w:val="22"/>
-          <w:szCs w:val="22"/>
-        </w:rPr>
-      </w:pPr>
+        <w:t>(</w:t>
+      </w:r>
+      <w:r>
+        <w:rPr>
+          <w:rFonts w:asciiTheme="minorHAnsi" w:hAnsiTheme="minorHAnsi" w:cstheme="minorHAnsi"/>
+          <w:sz w:val="22"/>
+          <w:szCs w:val="22"/>
+        </w:rPr>
+        <w:t>2022</w:t>
+      </w:r>
+      <w:r>
+        <w:rPr>
+          <w:rFonts w:asciiTheme="minorHAnsi" w:hAnsiTheme="minorHAnsi" w:cstheme="minorHAnsi"/>
+          <w:sz w:val="22"/>
+          <w:szCs w:val="22"/>
+        </w:rPr>
+        <w:t>).</w:t>
+      </w:r>
       <w:r>
         <w:rPr>
           <w:rFonts w:asciiTheme="minorHAnsi" w:hAnsiTheme="minorHAnsi" w:cstheme="minorHAnsi"/>
@@ -2141,587 +2656,7 @@
         </w:rPr>
         <w:t xml:space="preserve"> </w:t>
       </w:r>
-    </w:p>
-    <w:p>
-      <w:pPr>
-        <w:rPr>
-          <w:sz w:val="22"/>
-          <w:szCs w:val="22"/>
-        </w:rPr>
-      </w:pPr>
-      <w:r>
-        <w:rPr>
-          <w:rFonts w:asciiTheme="minorHAnsi" w:hAnsiTheme="minorHAnsi" w:cstheme="minorHAnsi"/>
-          <w:sz w:val="22"/>
-          <w:szCs w:val="22"/>
-        </w:rPr>
-        <w:t>Chan MD,</w:t>
-      </w:r>
-      <w:r>
-        <w:rPr>
-          <w:rFonts w:asciiTheme="minorHAnsi" w:hAnsiTheme="minorHAnsi" w:cstheme="minorHAnsi"/>
-          <w:sz w:val="22"/>
-          <w:szCs w:val="22"/>
-        </w:rPr>
-        <w:t xml:space="preserve"> </w:t>
-      </w:r>
-      <w:r>
-        <w:rPr>
-          <w:rFonts w:asciiTheme="minorHAnsi" w:hAnsiTheme="minorHAnsi" w:cstheme="minorHAnsi"/>
-          <w:b/>
-          <w:bCs/>
-          <w:sz w:val="22"/>
-          <w:szCs w:val="22"/>
-        </w:rPr>
-        <w:t>Prim</w:t>
-      </w:r>
-      <w:r>
-        <w:rPr>
-          <w:rFonts w:asciiTheme="minorHAnsi" w:hAnsiTheme="minorHAnsi" w:cstheme="minorHAnsi"/>
-          <w:sz w:val="22"/>
-          <w:szCs w:val="22"/>
-        </w:rPr>
-        <w:t xml:space="preserve"> </w:t>
-      </w:r>
-      <w:r>
-        <w:rPr>
-          <w:rFonts w:asciiTheme="minorHAnsi" w:hAnsiTheme="minorHAnsi" w:cstheme="minorHAnsi"/>
-          <w:b/>
-          <w:bCs/>
-          <w:sz w:val="22"/>
-          <w:szCs w:val="22"/>
-        </w:rPr>
-        <w:t>S</w:t>
-      </w:r>
-      <w:r>
-        <w:rPr>
-          <w:rFonts w:asciiTheme="minorHAnsi" w:hAnsiTheme="minorHAnsi" w:cstheme="minorHAnsi"/>
-          <w:sz w:val="22"/>
-          <w:szCs w:val="22"/>
-        </w:rPr>
-        <w:t>,</w:t>
-      </w:r>
-      <w:r>
-        <w:rPr>
-          <w:rFonts w:asciiTheme="minorHAnsi" w:hAnsiTheme="minorHAnsi" w:cstheme="minorHAnsi"/>
-          <w:sz w:val="22"/>
-          <w:szCs w:val="22"/>
-        </w:rPr>
-        <w:t xml:space="preserve"> Cramer</w:t>
-      </w:r>
-      <w:r>
-        <w:rPr>
-          <w:rFonts w:asciiTheme="minorHAnsi" w:hAnsiTheme="minorHAnsi" w:cstheme="minorHAnsi"/>
-          <w:sz w:val="22"/>
-          <w:szCs w:val="22"/>
-        </w:rPr>
-        <w:t xml:space="preserve"> C, </w:t>
-      </w:r>
-      <w:r>
-        <w:rPr>
-          <w:rFonts w:asciiTheme="minorHAnsi" w:hAnsiTheme="minorHAnsi" w:cstheme="minorHAnsi"/>
-          <w:sz w:val="22"/>
-          <w:szCs w:val="22"/>
-        </w:rPr>
-        <w:t xml:space="preserve">Ruiz </w:t>
-      </w:r>
-      <w:r>
-        <w:rPr>
-          <w:rFonts w:asciiTheme="minorHAnsi" w:hAnsiTheme="minorHAnsi" w:cstheme="minorHAnsi"/>
-          <w:sz w:val="22"/>
-          <w:szCs w:val="22"/>
-        </w:rPr>
-        <w:t>J. “Nonrandomized trials in clinical oncology.”</w:t>
-      </w:r>
-      <w:r>
-        <w:rPr>
-          <w:rFonts w:asciiTheme="minorHAnsi" w:hAnsiTheme="minorHAnsi" w:cstheme="minorHAnsi"/>
-          <w:sz w:val="22"/>
-          <w:szCs w:val="22"/>
-        </w:rPr>
-        <w:t xml:space="preserve"> </w:t>
-      </w:r>
-      <w:r>
-        <w:rPr>
-          <w:rFonts w:asciiTheme="minorHAnsi" w:hAnsiTheme="minorHAnsi" w:cstheme="minorHAnsi"/>
-          <w:sz w:val="22"/>
-          <w:szCs w:val="22"/>
-        </w:rPr>
-        <w:t>I</w:t>
-      </w:r>
-      <w:r>
-        <w:rPr>
-          <w:rFonts w:asciiTheme="minorHAnsi" w:hAnsiTheme="minorHAnsi" w:cstheme="minorHAnsi"/>
-          <w:sz w:val="22"/>
-          <w:szCs w:val="22"/>
-        </w:rPr>
-        <w:t xml:space="preserve">n </w:t>
-      </w:r>
-      <w:r>
-        <w:rPr>
-          <w:rFonts w:asciiTheme="minorHAnsi" w:hAnsiTheme="minorHAnsi" w:cstheme="minorHAnsi"/>
-          <w:i/>
-          <w:iCs/>
-          <w:sz w:val="22"/>
-          <w:szCs w:val="22"/>
-        </w:rPr>
-        <w:t>Handbook for Designing and Conducting Clinical and Translational Research: Translational Radiation Oncology</w:t>
-      </w:r>
-      <w:r>
-        <w:rPr>
-          <w:sz w:val="22"/>
-          <w:szCs w:val="22"/>
-        </w:rPr>
-        <w:t xml:space="preserve">, edited by Adam E. M. </w:t>
-      </w:r>
-      <w:proofErr w:type="spellStart"/>
-      <w:r>
-        <w:rPr>
-          <w:sz w:val="22"/>
-          <w:szCs w:val="22"/>
-        </w:rPr>
-        <w:t>Eltorai</w:t>
-      </w:r>
-      <w:proofErr w:type="spellEnd"/>
-      <w:r>
-        <w:rPr>
-          <w:sz w:val="22"/>
-          <w:szCs w:val="22"/>
-        </w:rPr>
-        <w:t xml:space="preserve">, Jeffrey A. Bakal, Daniel W. Kim, David E. </w:t>
-      </w:r>
-      <w:proofErr w:type="spellStart"/>
-      <w:r>
-        <w:rPr>
-          <w:sz w:val="22"/>
-          <w:szCs w:val="22"/>
-        </w:rPr>
-        <w:t>Wazer</w:t>
-      </w:r>
-      <w:proofErr w:type="spellEnd"/>
-      <w:r>
-        <w:rPr>
-          <w:sz w:val="22"/>
-          <w:szCs w:val="22"/>
-        </w:rPr>
-        <w:t xml:space="preserve">, </w:t>
-      </w:r>
-      <w:r>
-        <w:rPr>
-          <w:sz w:val="22"/>
-          <w:szCs w:val="22"/>
-        </w:rPr>
-        <w:t>31</w:t>
-      </w:r>
-      <w:r>
-        <w:rPr>
-          <w:sz w:val="22"/>
-          <w:szCs w:val="22"/>
-        </w:rPr>
-        <w:t>3–284. 2023. Academic Press.</w:t>
-      </w:r>
-    </w:p>
-    <w:p>
-      <w:pPr>
-        <w:rPr>
-          <w:sz w:val="22"/>
-          <w:szCs w:val="22"/>
-        </w:rPr>
-      </w:pPr>
-    </w:p>
-    <w:p>
-      <w:pPr>
-        <w:rPr>
-          <w:rFonts w:asciiTheme="minorHAnsi" w:hAnsiTheme="minorHAnsi" w:cstheme="minorHAnsi"/>
-          <w:sz w:val="22"/>
-          <w:szCs w:val="22"/>
-        </w:rPr>
-      </w:pPr>
-      <w:r>
-        <w:rPr>
-          <w:rFonts w:asciiTheme="minorHAnsi" w:hAnsiTheme="minorHAnsi" w:cstheme="minorHAnsi"/>
-          <w:sz w:val="22"/>
-          <w:szCs w:val="22"/>
-        </w:rPr>
-        <w:t xml:space="preserve">Helis </w:t>
-      </w:r>
-      <w:r>
-        <w:rPr>
-          <w:rFonts w:asciiTheme="minorHAnsi" w:hAnsiTheme="minorHAnsi" w:cstheme="minorHAnsi"/>
-          <w:sz w:val="22"/>
-          <w:szCs w:val="22"/>
-        </w:rPr>
-        <w:t>C</w:t>
-      </w:r>
-      <w:r>
-        <w:rPr>
-          <w:rFonts w:asciiTheme="minorHAnsi" w:hAnsiTheme="minorHAnsi" w:cstheme="minorHAnsi"/>
-          <w:sz w:val="22"/>
-          <w:szCs w:val="22"/>
-        </w:rPr>
-        <w:t>A</w:t>
-      </w:r>
-      <w:r>
-        <w:rPr>
-          <w:rFonts w:asciiTheme="minorHAnsi" w:hAnsiTheme="minorHAnsi" w:cstheme="minorHAnsi"/>
-          <w:sz w:val="22"/>
-          <w:szCs w:val="22"/>
-        </w:rPr>
-        <w:t xml:space="preserve">, </w:t>
-      </w:r>
-      <w:r>
-        <w:rPr>
-          <w:rFonts w:asciiTheme="minorHAnsi" w:hAnsiTheme="minorHAnsi" w:cstheme="minorHAnsi"/>
-          <w:b/>
-          <w:bCs/>
-          <w:sz w:val="22"/>
-          <w:szCs w:val="22"/>
-        </w:rPr>
-        <w:t>Prim</w:t>
-      </w:r>
-      <w:r>
-        <w:rPr>
-          <w:rFonts w:asciiTheme="minorHAnsi" w:hAnsiTheme="minorHAnsi" w:cstheme="minorHAnsi"/>
-          <w:sz w:val="22"/>
-          <w:szCs w:val="22"/>
-        </w:rPr>
-        <w:t xml:space="preserve"> </w:t>
-      </w:r>
-      <w:r>
-        <w:rPr>
-          <w:rFonts w:asciiTheme="minorHAnsi" w:hAnsiTheme="minorHAnsi" w:cstheme="minorHAnsi"/>
-          <w:b/>
-          <w:bCs/>
-          <w:sz w:val="22"/>
-          <w:szCs w:val="22"/>
-        </w:rPr>
-        <w:t>S</w:t>
-      </w:r>
-      <w:r>
-        <w:rPr>
-          <w:rFonts w:asciiTheme="minorHAnsi" w:hAnsiTheme="minorHAnsi" w:cstheme="minorHAnsi"/>
-          <w:sz w:val="22"/>
-          <w:szCs w:val="22"/>
-        </w:rPr>
-        <w:t>,</w:t>
-      </w:r>
-      <w:r>
-        <w:rPr>
-          <w:rFonts w:asciiTheme="minorHAnsi" w:hAnsiTheme="minorHAnsi" w:cstheme="minorHAnsi"/>
-          <w:sz w:val="22"/>
-          <w:szCs w:val="22"/>
-        </w:rPr>
-        <w:t xml:space="preserve"> Cramer</w:t>
-      </w:r>
-      <w:r>
-        <w:rPr>
-          <w:rFonts w:asciiTheme="minorHAnsi" w:hAnsiTheme="minorHAnsi" w:cstheme="minorHAnsi"/>
-          <w:sz w:val="22"/>
-          <w:szCs w:val="22"/>
-        </w:rPr>
-        <w:t xml:space="preserve"> C</w:t>
-      </w:r>
-      <w:r>
-        <w:rPr>
-          <w:rFonts w:asciiTheme="minorHAnsi" w:hAnsiTheme="minorHAnsi" w:cstheme="minorHAnsi"/>
-          <w:sz w:val="22"/>
-          <w:szCs w:val="22"/>
-        </w:rPr>
-        <w:t>K</w:t>
-      </w:r>
-      <w:r>
-        <w:rPr>
-          <w:rFonts w:asciiTheme="minorHAnsi" w:hAnsiTheme="minorHAnsi" w:cstheme="minorHAnsi"/>
-          <w:sz w:val="22"/>
-          <w:szCs w:val="22"/>
-        </w:rPr>
-        <w:t xml:space="preserve">, </w:t>
-      </w:r>
-      <w:r>
-        <w:rPr>
-          <w:rFonts w:asciiTheme="minorHAnsi" w:hAnsiTheme="minorHAnsi" w:cstheme="minorHAnsi"/>
-          <w:sz w:val="22"/>
-          <w:szCs w:val="22"/>
-        </w:rPr>
-        <w:t xml:space="preserve">Strowd </w:t>
-      </w:r>
-      <w:r>
-        <w:rPr>
-          <w:rFonts w:asciiTheme="minorHAnsi" w:hAnsiTheme="minorHAnsi" w:cstheme="minorHAnsi"/>
-          <w:sz w:val="22"/>
-          <w:szCs w:val="22"/>
-        </w:rPr>
-        <w:t>R,</w:t>
-      </w:r>
-      <w:r>
-        <w:rPr>
-          <w:rFonts w:asciiTheme="minorHAnsi" w:hAnsiTheme="minorHAnsi" w:cstheme="minorHAnsi"/>
-          <w:sz w:val="22"/>
-          <w:szCs w:val="22"/>
-        </w:rPr>
-        <w:t xml:space="preserve"> Lesser</w:t>
-      </w:r>
-      <w:r>
-        <w:rPr>
-          <w:rFonts w:asciiTheme="minorHAnsi" w:hAnsiTheme="minorHAnsi" w:cstheme="minorHAnsi"/>
-          <w:sz w:val="22"/>
-          <w:szCs w:val="22"/>
-        </w:rPr>
-        <w:t xml:space="preserve"> GJ, </w:t>
-      </w:r>
-      <w:r>
-        <w:rPr>
-          <w:rFonts w:asciiTheme="minorHAnsi" w:hAnsiTheme="minorHAnsi" w:cstheme="minorHAnsi"/>
-          <w:sz w:val="22"/>
-          <w:szCs w:val="22"/>
-        </w:rPr>
-        <w:t xml:space="preserve">White </w:t>
-      </w:r>
-      <w:r>
-        <w:rPr>
-          <w:rFonts w:asciiTheme="minorHAnsi" w:hAnsiTheme="minorHAnsi" w:cstheme="minorHAnsi"/>
-          <w:sz w:val="22"/>
-          <w:szCs w:val="22"/>
-        </w:rPr>
-        <w:t>J</w:t>
-      </w:r>
-      <w:r>
-        <w:rPr>
-          <w:rFonts w:asciiTheme="minorHAnsi" w:hAnsiTheme="minorHAnsi" w:cstheme="minorHAnsi"/>
-          <w:sz w:val="22"/>
-          <w:szCs w:val="22"/>
-        </w:rPr>
-        <w:t>J</w:t>
-      </w:r>
-      <w:r>
-        <w:rPr>
-          <w:rFonts w:asciiTheme="minorHAnsi" w:hAnsiTheme="minorHAnsi" w:cstheme="minorHAnsi"/>
-          <w:sz w:val="22"/>
-          <w:szCs w:val="22"/>
-        </w:rPr>
-        <w:t xml:space="preserve">, </w:t>
-      </w:r>
-      <w:r>
-        <w:rPr>
-          <w:rFonts w:asciiTheme="minorHAnsi" w:hAnsiTheme="minorHAnsi" w:cstheme="minorHAnsi"/>
-          <w:sz w:val="22"/>
-          <w:szCs w:val="22"/>
-        </w:rPr>
-        <w:t xml:space="preserve">Tatter </w:t>
-      </w:r>
-      <w:r>
-        <w:rPr>
-          <w:rFonts w:asciiTheme="minorHAnsi" w:hAnsiTheme="minorHAnsi" w:cstheme="minorHAnsi"/>
-          <w:sz w:val="22"/>
-          <w:szCs w:val="22"/>
-        </w:rPr>
-        <w:t>SB,</w:t>
-      </w:r>
-      <w:r>
-        <w:rPr>
-          <w:rFonts w:asciiTheme="minorHAnsi" w:hAnsiTheme="minorHAnsi" w:cstheme="minorHAnsi"/>
-          <w:sz w:val="22"/>
-          <w:szCs w:val="22"/>
-        </w:rPr>
-        <w:t xml:space="preserve"> Laxton</w:t>
-      </w:r>
-      <w:r>
-        <w:rPr>
-          <w:rFonts w:asciiTheme="minorHAnsi" w:hAnsiTheme="minorHAnsi" w:cstheme="minorHAnsi"/>
-          <w:sz w:val="22"/>
-          <w:szCs w:val="22"/>
-        </w:rPr>
-        <w:t xml:space="preserve"> AW, </w:t>
-      </w:r>
-      <w:r>
-        <w:rPr>
-          <w:rFonts w:asciiTheme="minorHAnsi" w:hAnsiTheme="minorHAnsi" w:cstheme="minorHAnsi"/>
-          <w:sz w:val="22"/>
-          <w:szCs w:val="22"/>
-        </w:rPr>
-        <w:t xml:space="preserve">Whitlow </w:t>
-      </w:r>
-      <w:r>
-        <w:rPr>
-          <w:rFonts w:asciiTheme="minorHAnsi" w:hAnsiTheme="minorHAnsi" w:cstheme="minorHAnsi"/>
-          <w:sz w:val="22"/>
-          <w:szCs w:val="22"/>
-        </w:rPr>
-        <w:t>C,</w:t>
-      </w:r>
-      <w:r>
-        <w:rPr>
-          <w:rFonts w:asciiTheme="minorHAnsi" w:hAnsiTheme="minorHAnsi" w:cstheme="minorHAnsi"/>
-          <w:sz w:val="22"/>
-          <w:szCs w:val="22"/>
-        </w:rPr>
-        <w:t xml:space="preserve"> Lo</w:t>
-      </w:r>
-      <w:r>
-        <w:rPr>
-          <w:rFonts w:asciiTheme="minorHAnsi" w:hAnsiTheme="minorHAnsi" w:cstheme="minorHAnsi"/>
-          <w:sz w:val="22"/>
-          <w:szCs w:val="22"/>
-        </w:rPr>
-        <w:t xml:space="preserve"> H, </w:t>
-      </w:r>
-      <w:proofErr w:type="spellStart"/>
-      <w:r>
-        <w:rPr>
-          <w:rFonts w:asciiTheme="minorHAnsi" w:hAnsiTheme="minorHAnsi" w:cstheme="minorHAnsi"/>
-          <w:sz w:val="22"/>
-          <w:szCs w:val="22"/>
-        </w:rPr>
-        <w:t>Debinski</w:t>
-      </w:r>
-      <w:proofErr w:type="spellEnd"/>
-      <w:r>
-        <w:rPr>
-          <w:rFonts w:asciiTheme="minorHAnsi" w:hAnsiTheme="minorHAnsi" w:cstheme="minorHAnsi"/>
-          <w:sz w:val="22"/>
-          <w:szCs w:val="22"/>
-        </w:rPr>
-        <w:t xml:space="preserve"> W</w:t>
-      </w:r>
-      <w:r>
-        <w:rPr>
-          <w:rFonts w:asciiTheme="minorHAnsi" w:hAnsiTheme="minorHAnsi" w:cstheme="minorHAnsi"/>
-          <w:sz w:val="22"/>
-          <w:szCs w:val="22"/>
-        </w:rPr>
-        <w:t>, Ververs</w:t>
-      </w:r>
-      <w:r>
-        <w:rPr>
-          <w:rFonts w:asciiTheme="minorHAnsi" w:hAnsiTheme="minorHAnsi" w:cstheme="minorHAnsi"/>
-          <w:sz w:val="22"/>
-          <w:szCs w:val="22"/>
-        </w:rPr>
-        <w:t xml:space="preserve"> JD</w:t>
-      </w:r>
-      <w:r>
-        <w:rPr>
-          <w:rFonts w:asciiTheme="minorHAnsi" w:hAnsiTheme="minorHAnsi" w:cstheme="minorHAnsi"/>
-          <w:sz w:val="22"/>
-          <w:szCs w:val="22"/>
-        </w:rPr>
-        <w:t>, Black</w:t>
-      </w:r>
-      <w:r>
-        <w:rPr>
-          <w:rFonts w:asciiTheme="minorHAnsi" w:hAnsiTheme="minorHAnsi" w:cstheme="minorHAnsi"/>
-          <w:sz w:val="22"/>
-          <w:szCs w:val="22"/>
-        </w:rPr>
-        <w:t xml:space="preserve"> PJ</w:t>
-      </w:r>
-      <w:r>
-        <w:rPr>
-          <w:rFonts w:asciiTheme="minorHAnsi" w:hAnsiTheme="minorHAnsi" w:cstheme="minorHAnsi"/>
-          <w:sz w:val="22"/>
-          <w:szCs w:val="22"/>
-        </w:rPr>
-        <w:t xml:space="preserve">, </w:t>
-      </w:r>
-      <w:r>
-        <w:rPr>
-          <w:rFonts w:asciiTheme="minorHAnsi" w:hAnsiTheme="minorHAnsi" w:cstheme="minorHAnsi"/>
-          <w:sz w:val="22"/>
-          <w:szCs w:val="22"/>
-        </w:rPr>
-        <w:t>Chan MD</w:t>
-      </w:r>
-      <w:r>
-        <w:rPr>
-          <w:rFonts w:asciiTheme="minorHAnsi" w:hAnsiTheme="minorHAnsi" w:cstheme="minorHAnsi"/>
-          <w:sz w:val="22"/>
-          <w:szCs w:val="22"/>
-        </w:rPr>
-        <w:t xml:space="preserve">, </w:t>
-      </w:r>
-      <w:r>
-        <w:rPr>
-          <w:rFonts w:asciiTheme="minorHAnsi" w:hAnsiTheme="minorHAnsi" w:cstheme="minorHAnsi"/>
-          <w:sz w:val="22"/>
-          <w:szCs w:val="22"/>
-        </w:rPr>
-        <w:t>“</w:t>
-      </w:r>
-      <w:r>
-        <w:rPr>
-          <w:rFonts w:asciiTheme="minorHAnsi" w:hAnsiTheme="minorHAnsi" w:cstheme="minorHAnsi"/>
-          <w:sz w:val="22"/>
-          <w:szCs w:val="22"/>
-        </w:rPr>
-        <w:t>Clinical outcomes of dose-escalated re-irradiation in patients with recurrent high-grade glioma</w:t>
-      </w:r>
-      <w:r>
-        <w:rPr>
-          <w:rFonts w:asciiTheme="minorHAnsi" w:hAnsiTheme="minorHAnsi" w:cstheme="minorHAnsi"/>
-          <w:sz w:val="22"/>
-          <w:szCs w:val="22"/>
-        </w:rPr>
-        <w:t>.”</w:t>
-      </w:r>
-      <w:r>
-        <w:rPr>
-          <w:rFonts w:asciiTheme="minorHAnsi" w:hAnsiTheme="minorHAnsi" w:cstheme="minorHAnsi"/>
-          <w:sz w:val="22"/>
-          <w:szCs w:val="22"/>
-        </w:rPr>
-        <w:t xml:space="preserve"> </w:t>
-      </w:r>
-      <w:r>
-        <w:rPr>
-          <w:rFonts w:asciiTheme="minorHAnsi" w:hAnsiTheme="minorHAnsi" w:cstheme="minorHAnsi"/>
-          <w:i/>
-          <w:iCs/>
-          <w:sz w:val="22"/>
-          <w:szCs w:val="22"/>
-        </w:rPr>
-        <w:t>Neuro-Oncology Practice</w:t>
-      </w:r>
-      <w:r>
-        <w:rPr>
-          <w:rFonts w:asciiTheme="minorHAnsi" w:hAnsiTheme="minorHAnsi" w:cstheme="minorHAnsi"/>
-          <w:sz w:val="22"/>
-          <w:szCs w:val="22"/>
-        </w:rPr>
-        <w:t xml:space="preserve"> </w:t>
-      </w:r>
-      <w:r>
-        <w:rPr>
-          <w:rFonts w:asciiTheme="minorHAnsi" w:hAnsiTheme="minorHAnsi" w:cstheme="minorHAnsi"/>
-          <w:sz w:val="22"/>
-          <w:szCs w:val="22"/>
-        </w:rPr>
-        <w:t>(</w:t>
-      </w:r>
-      <w:r>
-        <w:rPr>
-          <w:rFonts w:asciiTheme="minorHAnsi" w:hAnsiTheme="minorHAnsi" w:cstheme="minorHAnsi"/>
-          <w:sz w:val="22"/>
-          <w:szCs w:val="22"/>
-        </w:rPr>
-        <w:t>2022</w:t>
-      </w:r>
-      <w:r>
-        <w:rPr>
-          <w:rFonts w:asciiTheme="minorHAnsi" w:hAnsiTheme="minorHAnsi" w:cstheme="minorHAnsi"/>
-          <w:sz w:val="22"/>
-          <w:szCs w:val="22"/>
-        </w:rPr>
-        <w:t>).</w:t>
-      </w:r>
-      <w:r>
-        <w:rPr>
-          <w:rFonts w:asciiTheme="minorHAnsi" w:hAnsiTheme="minorHAnsi" w:cstheme="minorHAnsi"/>
-          <w:sz w:val="22"/>
-          <w:szCs w:val="22"/>
-        </w:rPr>
-        <w:t xml:space="preserve"> </w:t>
-      </w:r>
-      <w:hyperlink r:id="rId7" w:history="1">
+      <w:hyperlink r:id="rId8" w:history="1">
         <w:r>
           <w:rPr>
             <w:rStyle w:val="Hyperlink"/>
@@ -3548,195 +3483,167 @@
           <w:sz w:val="22"/>
           <w:szCs w:val="22"/>
         </w:rPr>
+        <w:t>Email: bjreich @ncsu.edu</w:t>
+      </w:r>
+    </w:p>
+    <w:p>
+      <w:pPr>
+        <w:rPr>
+          <w:rFonts w:asciiTheme="minorHAnsi" w:hAnsiTheme="minorHAnsi" w:cstheme="minorHAnsi"/>
+          <w:b/>
+          <w:sz w:val="22"/>
+          <w:szCs w:val="22"/>
+        </w:rPr>
+      </w:pPr>
+    </w:p>
+    <w:p>
+      <w:pPr>
+        <w:rPr>
+          <w:rFonts w:asciiTheme="minorHAnsi" w:hAnsiTheme="minorHAnsi" w:cstheme="minorHAnsi"/>
+          <w:sz w:val="22"/>
+          <w:szCs w:val="22"/>
+        </w:rPr>
+      </w:pPr>
+      <w:r>
+        <w:rPr>
+          <w:rFonts w:asciiTheme="minorHAnsi" w:hAnsiTheme="minorHAnsi" w:cstheme="minorHAnsi"/>
+          <w:b/>
+          <w:sz w:val="22"/>
+          <w:szCs w:val="22"/>
+        </w:rPr>
+        <w:t>Yawen Guan</w:t>
+      </w:r>
+      <w:r>
+        <w:rPr>
+          <w:rFonts w:asciiTheme="minorHAnsi" w:hAnsiTheme="minorHAnsi" w:cstheme="minorHAnsi"/>
+          <w:sz w:val="22"/>
+          <w:szCs w:val="22"/>
+        </w:rPr>
+        <w:t>, Assistant Professor</w:t>
+      </w:r>
+    </w:p>
+    <w:p>
+      <w:pPr>
+        <w:rPr>
+          <w:rFonts w:asciiTheme="minorHAnsi" w:hAnsiTheme="minorHAnsi" w:cstheme="minorHAnsi"/>
+          <w:sz w:val="22"/>
+          <w:szCs w:val="22"/>
+        </w:rPr>
+      </w:pPr>
+      <w:r>
+        <w:rPr>
+          <w:rFonts w:asciiTheme="minorHAnsi" w:hAnsiTheme="minorHAnsi" w:cstheme="minorHAnsi"/>
+          <w:sz w:val="22"/>
+          <w:szCs w:val="22"/>
+        </w:rPr>
+        <w:t>Department of Statistics, Colorado State University</w:t>
+      </w:r>
+    </w:p>
+    <w:p>
+      <w:pPr>
+        <w:rPr>
+          <w:rFonts w:asciiTheme="minorHAnsi" w:hAnsiTheme="minorHAnsi" w:cstheme="minorHAnsi"/>
+          <w:sz w:val="22"/>
+          <w:szCs w:val="22"/>
+        </w:rPr>
+      </w:pPr>
+      <w:r>
+        <w:rPr>
+          <w:rFonts w:asciiTheme="minorHAnsi" w:hAnsiTheme="minorHAnsi" w:cstheme="minorHAnsi"/>
+          <w:sz w:val="22"/>
+          <w:szCs w:val="22"/>
+        </w:rPr>
+        <w:t>Email: yawen.guan@colostate.edu</w:t>
+      </w:r>
+    </w:p>
+    <w:p>
+      <w:pPr>
+        <w:rPr>
+          <w:rFonts w:asciiTheme="minorHAnsi" w:hAnsiTheme="minorHAnsi" w:cstheme="minorHAnsi"/>
+          <w:b/>
+          <w:sz w:val="22"/>
+          <w:szCs w:val="22"/>
+        </w:rPr>
+      </w:pPr>
+    </w:p>
+    <w:p>
+      <w:pPr>
+        <w:rPr>
+          <w:rFonts w:asciiTheme="minorHAnsi" w:hAnsiTheme="minorHAnsi" w:cstheme="minorHAnsi"/>
+          <w:sz w:val="22"/>
+          <w:szCs w:val="22"/>
+        </w:rPr>
+      </w:pPr>
+      <w:bookmarkStart w:id="1" w:name="_Hlk148274271"/>
+      <w:r>
+        <w:rPr>
+          <w:rFonts w:asciiTheme="minorHAnsi" w:hAnsiTheme="minorHAnsi" w:cstheme="minorHAnsi"/>
+          <w:b/>
+          <w:sz w:val="22"/>
+          <w:szCs w:val="22"/>
+        </w:rPr>
+        <w:t>Natalie Nelson</w:t>
+      </w:r>
+      <w:r>
+        <w:rPr>
+          <w:rFonts w:asciiTheme="minorHAnsi" w:hAnsiTheme="minorHAnsi" w:cstheme="minorHAnsi"/>
+          <w:sz w:val="22"/>
+          <w:szCs w:val="22"/>
+        </w:rPr>
+        <w:t>, Associate Professor</w:t>
+      </w:r>
+    </w:p>
+    <w:p>
+      <w:pPr>
+        <w:rPr>
+          <w:rFonts w:asciiTheme="minorHAnsi" w:hAnsiTheme="minorHAnsi" w:cstheme="minorHAnsi"/>
+          <w:sz w:val="22"/>
+          <w:szCs w:val="22"/>
+        </w:rPr>
+      </w:pPr>
+      <w:r>
+        <w:rPr>
+          <w:rFonts w:asciiTheme="minorHAnsi" w:hAnsiTheme="minorHAnsi" w:cstheme="minorHAnsi"/>
+          <w:sz w:val="22"/>
+          <w:szCs w:val="22"/>
+        </w:rPr>
+        <w:t>Department of Biological and Agricultural Engineering, North Carolina State University</w:t>
+      </w:r>
+    </w:p>
+    <w:p>
+      <w:pPr>
+        <w:rPr>
+          <w:rFonts w:asciiTheme="minorHAnsi" w:hAnsiTheme="minorHAnsi" w:cstheme="minorHAnsi"/>
+          <w:sz w:val="22"/>
+          <w:szCs w:val="22"/>
+        </w:rPr>
+      </w:pPr>
+      <w:r>
+        <w:rPr>
+          <w:rFonts w:asciiTheme="minorHAnsi" w:hAnsiTheme="minorHAnsi" w:cstheme="minorHAnsi"/>
+          <w:sz w:val="22"/>
+          <w:szCs w:val="22"/>
+        </w:rPr>
+        <w:t>Phone: 919-515-6741</w:t>
+      </w:r>
+    </w:p>
+    <w:p>
+      <w:pPr>
+        <w:rPr>
+          <w:rFonts w:asciiTheme="minorHAnsi" w:hAnsiTheme="minorHAnsi" w:cstheme="minorHAnsi"/>
+          <w:sz w:val="22"/>
+          <w:szCs w:val="22"/>
+        </w:rPr>
+      </w:pPr>
+      <w:r>
+        <w:rPr>
+          <w:rFonts w:asciiTheme="minorHAnsi" w:hAnsiTheme="minorHAnsi" w:cstheme="minorHAnsi"/>
+          <w:sz w:val="22"/>
+          <w:szCs w:val="22"/>
+        </w:rPr>
         <w:t xml:space="preserve">Email: </w:t>
       </w:r>
-      <w:proofErr w:type="spellStart"/>
-      <w:proofErr w:type="gramStart"/>
-      <w:r>
-        <w:rPr>
-          <w:rFonts w:asciiTheme="minorHAnsi" w:hAnsiTheme="minorHAnsi" w:cstheme="minorHAnsi"/>
-          <w:sz w:val="22"/>
-          <w:szCs w:val="22"/>
-        </w:rPr>
-        <w:t>bjreich</w:t>
-      </w:r>
-      <w:proofErr w:type="spellEnd"/>
-      <w:r>
-        <w:rPr>
-          <w:rFonts w:asciiTheme="minorHAnsi" w:hAnsiTheme="minorHAnsi" w:cstheme="minorHAnsi"/>
-          <w:sz w:val="22"/>
-          <w:szCs w:val="22"/>
-        </w:rPr>
-        <w:t xml:space="preserve"> @</w:t>
-      </w:r>
-      <w:proofErr w:type="gramEnd"/>
-      <w:r>
-        <w:rPr>
-          <w:rFonts w:asciiTheme="minorHAnsi" w:hAnsiTheme="minorHAnsi" w:cstheme="minorHAnsi"/>
-          <w:sz w:val="22"/>
-          <w:szCs w:val="22"/>
-        </w:rPr>
-        <w:t>ncsu.edu</w:t>
-      </w:r>
-    </w:p>
-    <w:p>
-      <w:pPr>
-        <w:rPr>
-          <w:rFonts w:asciiTheme="minorHAnsi" w:hAnsiTheme="minorHAnsi" w:cstheme="minorHAnsi"/>
-          <w:b/>
-          <w:sz w:val="22"/>
-          <w:szCs w:val="22"/>
-        </w:rPr>
-      </w:pPr>
-    </w:p>
-    <w:p>
-      <w:pPr>
-        <w:rPr>
-          <w:rFonts w:asciiTheme="minorHAnsi" w:hAnsiTheme="minorHAnsi" w:cstheme="minorHAnsi"/>
-          <w:sz w:val="22"/>
-          <w:szCs w:val="22"/>
-        </w:rPr>
-      </w:pPr>
-      <w:r>
-        <w:rPr>
-          <w:rFonts w:asciiTheme="minorHAnsi" w:hAnsiTheme="minorHAnsi" w:cstheme="minorHAnsi"/>
-          <w:b/>
-          <w:sz w:val="22"/>
-          <w:szCs w:val="22"/>
-        </w:rPr>
-        <w:t>Yawen Guan</w:t>
-      </w:r>
-      <w:r>
-        <w:rPr>
-          <w:rFonts w:asciiTheme="minorHAnsi" w:hAnsiTheme="minorHAnsi" w:cstheme="minorHAnsi"/>
-          <w:sz w:val="22"/>
-          <w:szCs w:val="22"/>
-        </w:rPr>
-        <w:t>, Assistant Professor</w:t>
-      </w:r>
-    </w:p>
-    <w:p>
-      <w:pPr>
-        <w:rPr>
-          <w:rFonts w:asciiTheme="minorHAnsi" w:hAnsiTheme="minorHAnsi" w:cstheme="minorHAnsi"/>
-          <w:sz w:val="22"/>
-          <w:szCs w:val="22"/>
-        </w:rPr>
-      </w:pPr>
-      <w:r>
-        <w:rPr>
-          <w:rFonts w:asciiTheme="minorHAnsi" w:hAnsiTheme="minorHAnsi" w:cstheme="minorHAnsi"/>
-          <w:sz w:val="22"/>
-          <w:szCs w:val="22"/>
-        </w:rPr>
-        <w:t>Department of Statistics, Colorado State University</w:t>
-      </w:r>
-    </w:p>
-    <w:p>
-      <w:pPr>
-        <w:rPr>
-          <w:rFonts w:asciiTheme="minorHAnsi" w:hAnsiTheme="minorHAnsi" w:cstheme="minorHAnsi"/>
-          <w:sz w:val="22"/>
-          <w:szCs w:val="22"/>
-        </w:rPr>
-      </w:pPr>
-      <w:r>
-        <w:rPr>
-          <w:rFonts w:asciiTheme="minorHAnsi" w:hAnsiTheme="minorHAnsi" w:cstheme="minorHAnsi"/>
-          <w:sz w:val="22"/>
-          <w:szCs w:val="22"/>
-        </w:rPr>
-        <w:t>Email: yawen.guan@colostate.edu</w:t>
-      </w:r>
-    </w:p>
-    <w:p>
-      <w:pPr>
-        <w:rPr>
-          <w:rFonts w:asciiTheme="minorHAnsi" w:hAnsiTheme="minorHAnsi" w:cstheme="minorHAnsi"/>
-          <w:b/>
-          <w:sz w:val="22"/>
-          <w:szCs w:val="22"/>
-        </w:rPr>
-      </w:pPr>
-    </w:p>
-    <w:p>
-      <w:pPr>
-        <w:rPr>
-          <w:rFonts w:asciiTheme="minorHAnsi" w:hAnsiTheme="minorHAnsi" w:cstheme="minorHAnsi"/>
-          <w:sz w:val="22"/>
-          <w:szCs w:val="22"/>
-        </w:rPr>
-      </w:pPr>
-      <w:bookmarkStart w:id="1" w:name="_Hlk148274271"/>
-      <w:r>
-        <w:rPr>
-          <w:rFonts w:asciiTheme="minorHAnsi" w:hAnsiTheme="minorHAnsi" w:cstheme="minorHAnsi"/>
-          <w:b/>
-          <w:sz w:val="22"/>
-          <w:szCs w:val="22"/>
-        </w:rPr>
-        <w:t>Natalie Nelson</w:t>
-      </w:r>
-      <w:r>
-        <w:rPr>
-          <w:rFonts w:asciiTheme="minorHAnsi" w:hAnsiTheme="minorHAnsi" w:cstheme="minorHAnsi"/>
-          <w:sz w:val="22"/>
-          <w:szCs w:val="22"/>
-        </w:rPr>
-        <w:t>, Associate Professor</w:t>
-      </w:r>
-    </w:p>
-    <w:p>
-      <w:pPr>
-        <w:rPr>
-          <w:rFonts w:asciiTheme="minorHAnsi" w:hAnsiTheme="minorHAnsi" w:cstheme="minorHAnsi"/>
-          <w:sz w:val="22"/>
-          <w:szCs w:val="22"/>
-        </w:rPr>
-      </w:pPr>
-      <w:r>
-        <w:rPr>
-          <w:rFonts w:asciiTheme="minorHAnsi" w:hAnsiTheme="minorHAnsi" w:cstheme="minorHAnsi"/>
-          <w:sz w:val="22"/>
-          <w:szCs w:val="22"/>
-        </w:rPr>
-        <w:t>Department of Biological and Agricultural Engineering, North Carolina State University</w:t>
-      </w:r>
-    </w:p>
-    <w:p>
-      <w:pPr>
-        <w:rPr>
-          <w:rFonts w:asciiTheme="minorHAnsi" w:hAnsiTheme="minorHAnsi" w:cstheme="minorHAnsi"/>
-          <w:sz w:val="22"/>
-          <w:szCs w:val="22"/>
-        </w:rPr>
-      </w:pPr>
-      <w:r>
-        <w:rPr>
-          <w:rFonts w:asciiTheme="minorHAnsi" w:hAnsiTheme="minorHAnsi" w:cstheme="minorHAnsi"/>
-          <w:sz w:val="22"/>
-          <w:szCs w:val="22"/>
-        </w:rPr>
-        <w:t>Phone: 919-515-6741</w:t>
-      </w:r>
-    </w:p>
-    <w:p>
-      <w:pPr>
-        <w:rPr>
-          <w:rFonts w:asciiTheme="minorHAnsi" w:hAnsiTheme="minorHAnsi" w:cstheme="minorHAnsi"/>
-          <w:sz w:val="22"/>
-          <w:szCs w:val="22"/>
-        </w:rPr>
-      </w:pPr>
-      <w:r>
-        <w:rPr>
-          <w:rFonts w:asciiTheme="minorHAnsi" w:hAnsiTheme="minorHAnsi" w:cstheme="minorHAnsi"/>
-          <w:sz w:val="22"/>
-          <w:szCs w:val="22"/>
-        </w:rPr>
-        <w:t xml:space="preserve">Email: </w:t>
-      </w:r>
-      <w:hyperlink r:id="rId8" w:history="1">
+      <w:hyperlink r:id="rId9" w:history="1">
         <w:r>
           <w:rPr>
             <w:rStyle w:val="Hyperlink"/>
@@ -3753,12 +3660,16 @@
       <w:pPr>
         <w:rPr>
           <w:rFonts w:asciiTheme="minorHAnsi" w:hAnsiTheme="minorHAnsi" w:cstheme="minorHAnsi"/>
-        </w:rPr>
-      </w:pPr>
-      <w:r>
-        <w:rPr>
-          <w:rFonts w:asciiTheme="minorHAnsi" w:hAnsiTheme="minorHAnsi" w:cstheme="minorHAnsi"/>
-          <w:b/>
+          <w:sz w:val="22"/>
+          <w:szCs w:val="22"/>
+        </w:rPr>
+      </w:pPr>
+      <w:r>
+        <w:rPr>
+          <w:rFonts w:asciiTheme="minorHAnsi" w:hAnsiTheme="minorHAnsi" w:cstheme="minorHAnsi"/>
+          <w:b/>
+          <w:sz w:val="22"/>
+          <w:szCs w:val="22"/>
         </w:rPr>
         <w:lastRenderedPageBreak/>
         <w:t>Justin Post</w:t>
@@ -3766,37 +3677,25 @@
       <w:r>
         <w:rPr>
           <w:rFonts w:asciiTheme="minorHAnsi" w:hAnsiTheme="minorHAnsi" w:cstheme="minorHAnsi"/>
-        </w:rPr>
-        <w:t xml:space="preserve">, </w:t>
-      </w:r>
-      <w:r>
-        <w:rPr>
-          <w:rFonts w:asciiTheme="minorHAnsi" w:hAnsiTheme="minorHAnsi" w:cstheme="minorHAnsi"/>
-        </w:rPr>
-        <w:t>Associate Teaching Professor</w:t>
-      </w:r>
-      <w:r>
-        <w:rPr>
-          <w:rFonts w:asciiTheme="minorHAnsi" w:hAnsiTheme="minorHAnsi" w:cstheme="minorHAnsi"/>
-        </w:rPr>
-        <w:t xml:space="preserve">, </w:t>
-      </w:r>
-      <w:r>
-        <w:rPr>
-          <w:rFonts w:asciiTheme="minorHAnsi" w:hAnsiTheme="minorHAnsi" w:cstheme="minorHAnsi"/>
-        </w:rPr>
-        <w:t>Director of Statistics Online Education</w:t>
-      </w:r>
-    </w:p>
-    <w:p>
-      <w:pPr>
-        <w:rPr>
-          <w:rFonts w:asciiTheme="minorHAnsi" w:hAnsiTheme="minorHAnsi" w:cstheme="minorHAnsi"/>
-        </w:rPr>
-      </w:pPr>
-      <w:r>
-        <w:rPr>
-          <w:rFonts w:asciiTheme="minorHAnsi" w:hAnsiTheme="minorHAnsi" w:cstheme="minorHAnsi"/>
+          <w:sz w:val="22"/>
+          <w:szCs w:val="22"/>
+        </w:rPr>
+        <w:t>, Associate Teaching Professor, Director of Statistics Online Education</w:t>
+      </w:r>
+    </w:p>
+    <w:p>
+      <w:pPr>
+        <w:rPr>
+          <w:rFonts w:asciiTheme="minorHAnsi" w:hAnsiTheme="minorHAnsi" w:cstheme="minorHAnsi"/>
+          <w:sz w:val="22"/>
+          <w:szCs w:val="22"/>
+        </w:rPr>
+      </w:pPr>
+      <w:r>
+        <w:rPr>
+          <w:rFonts w:asciiTheme="minorHAnsi" w:hAnsiTheme="minorHAnsi" w:cstheme="minorHAnsi"/>
+          <w:sz w:val="22"/>
+          <w:szCs w:val="22"/>
         </w:rPr>
         <w:t>Department of Statistics, North Carolina State University</w:t>
       </w:r>
@@ -3805,38 +3704,42 @@
       <w:pPr>
         <w:rPr>
           <w:rFonts w:asciiTheme="minorHAnsi" w:hAnsiTheme="minorHAnsi" w:cstheme="minorHAnsi"/>
-        </w:rPr>
-      </w:pPr>
-      <w:r>
-        <w:rPr>
-          <w:rFonts w:asciiTheme="minorHAnsi" w:hAnsiTheme="minorHAnsi" w:cstheme="minorHAnsi"/>
-        </w:rPr>
-        <w:t xml:space="preserve">Phone: </w:t>
-      </w:r>
-      <w:r>
-        <w:rPr>
-          <w:rFonts w:asciiTheme="minorHAnsi" w:hAnsiTheme="minorHAnsi" w:cstheme="minorHAnsi"/>
-        </w:rPr>
-        <w:t>919-515-0637</w:t>
-      </w:r>
-    </w:p>
-    <w:p>
-      <w:pPr>
-        <w:rPr>
-          <w:rFonts w:asciiTheme="minorHAnsi" w:hAnsiTheme="minorHAnsi" w:cstheme="minorHAnsi"/>
-        </w:rPr>
-      </w:pPr>
-      <w:r>
-        <w:rPr>
-          <w:rFonts w:asciiTheme="minorHAnsi" w:hAnsiTheme="minorHAnsi" w:cstheme="minorHAnsi"/>
+          <w:sz w:val="22"/>
+          <w:szCs w:val="22"/>
+        </w:rPr>
+      </w:pPr>
+      <w:r>
+        <w:rPr>
+          <w:rFonts w:asciiTheme="minorHAnsi" w:hAnsiTheme="minorHAnsi" w:cstheme="minorHAnsi"/>
+          <w:sz w:val="22"/>
+          <w:szCs w:val="22"/>
+        </w:rPr>
+        <w:t>Phone: 919-515-0637</w:t>
+      </w:r>
+    </w:p>
+    <w:p>
+      <w:pPr>
+        <w:rPr>
+          <w:rFonts w:asciiTheme="minorHAnsi" w:hAnsiTheme="minorHAnsi" w:cstheme="minorHAnsi"/>
+          <w:sz w:val="22"/>
+          <w:szCs w:val="22"/>
+        </w:rPr>
+      </w:pPr>
+      <w:r>
+        <w:rPr>
+          <w:rFonts w:asciiTheme="minorHAnsi" w:hAnsiTheme="minorHAnsi" w:cstheme="minorHAnsi"/>
+          <w:sz w:val="22"/>
+          <w:szCs w:val="22"/>
         </w:rPr>
         <w:t xml:space="preserve">Email: </w:t>
       </w:r>
-      <w:hyperlink r:id="rId9" w:history="1">
+      <w:hyperlink r:id="rId10" w:history="1">
         <w:r>
           <w:rPr>
             <w:rStyle w:val="Hyperlink"/>
             <w:rFonts w:asciiTheme="minorHAnsi" w:hAnsiTheme="minorHAnsi" w:cstheme="minorHAnsi"/>
+            <w:sz w:val="22"/>
+            <w:szCs w:val="22"/>
           </w:rPr>
           <w:t>justin_post@ncsu.edu</w:t>
         </w:r>
@@ -3866,7 +3769,15 @@
           <w:sz w:val="22"/>
           <w:szCs w:val="22"/>
         </w:rPr>
-        <w:t>Other Education</w:t>
+        <w:t>Ot</w:t>
+      </w:r>
+      <w:r>
+        <w:rPr>
+          <w:rFonts w:asciiTheme="minorHAnsi" w:hAnsiTheme="minorHAnsi" w:cstheme="minorHAnsi"/>
+          <w:sz w:val="22"/>
+          <w:szCs w:val="22"/>
+        </w:rPr>
+        <w:t>her Education</w:t>
       </w:r>
     </w:p>
     <w:p>
@@ -4056,18 +3967,8 @@
           <w:sz w:val="22"/>
           <w:szCs w:val="22"/>
         </w:rPr>
-        <w:t xml:space="preserve">Das Lied von der </w:t>
-      </w:r>
-      <w:proofErr w:type="spellStart"/>
-      <w:r>
-        <w:rPr>
-          <w:i/>
-          <w:sz w:val="22"/>
-          <w:szCs w:val="22"/>
-        </w:rPr>
-        <w:t>Erde</w:t>
-      </w:r>
-      <w:proofErr w:type="spellEnd"/>
+        <w:t>Das Lied von der Erde</w:t>
+      </w:r>
       <w:r>
         <w:rPr>
           <w:sz w:val="22"/>
@@ -4883,7 +4784,7 @@
       </w:pPr>
     </w:p>
     <w:sectPr>
-      <w:footerReference w:type="default" r:id="rId10"/>
+      <w:footerReference w:type="default" r:id="rId11"/>
       <w:pgSz w:w="12240" w:h="15840"/>
       <w:pgMar w:top="1440" w:right="1440" w:bottom="1440" w:left="1800" w:header="720" w:footer="720" w:gutter="0"/>
       <w:cols w:space="720"/>

--- a/assets/CV (Shih-Ni Prim_April_2025).docx
+++ b/assets/CV (Shih-Ni Prim_April_2025).docx
@@ -548,6 +548,7 @@
           <w:szCs w:val="22"/>
         </w:rPr>
       </w:pPr>
+      <w:bookmarkStart w:id="1" w:name="_Hlk195269277"/>
       <w:r>
         <w:rPr>
           <w:rFonts w:asciiTheme="minorHAnsi" w:hAnsiTheme="minorHAnsi" w:cstheme="minorHAnsi"/>
@@ -568,6 +569,7 @@
         <w:t>2023–2024</w:t>
       </w:r>
     </w:p>
+    <w:bookmarkEnd w:id="1"/>
     <w:p>
       <w:pPr>
         <w:tabs>
@@ -592,6 +594,60 @@
     </w:p>
     <w:p>
       <w:pPr>
+        <w:tabs>
+          <w:tab w:val="right" w:pos="8640"/>
+        </w:tabs>
+        <w:rPr>
+          <w:rFonts w:asciiTheme="minorHAnsi" w:hAnsiTheme="minorHAnsi" w:cstheme="minorHAnsi"/>
+          <w:bCs/>
+          <w:sz w:val="22"/>
+          <w:szCs w:val="22"/>
+        </w:rPr>
+      </w:pPr>
+    </w:p>
+    <w:p>
+      <w:pPr>
+        <w:tabs>
+          <w:tab w:val="right" w:pos="8640"/>
+        </w:tabs>
+        <w:rPr>
+          <w:rFonts w:asciiTheme="minorHAnsi" w:hAnsiTheme="minorHAnsi" w:cstheme="minorHAnsi"/>
+          <w:bCs/>
+          <w:sz w:val="22"/>
+          <w:szCs w:val="22"/>
+        </w:rPr>
+      </w:pPr>
+      <w:r>
+        <w:rPr>
+          <w:rFonts w:asciiTheme="minorHAnsi" w:hAnsiTheme="minorHAnsi" w:cstheme="minorHAnsi"/>
+          <w:b/>
+          <w:sz w:val="22"/>
+          <w:szCs w:val="22"/>
+        </w:rPr>
+        <w:t>Glaxo Smith Kline (GSK) Fellowship</w:t>
+      </w:r>
+      <w:r>
+        <w:rPr>
+          <w:rFonts w:asciiTheme="minorHAnsi" w:hAnsiTheme="minorHAnsi" w:cstheme="minorHAnsi"/>
+          <w:bCs/>
+          <w:sz w:val="22"/>
+          <w:szCs w:val="22"/>
+        </w:rPr>
+        <w:tab/>
+        <w:t>202</w:t>
+      </w:r>
+      <w:r>
+        <w:rPr>
+          <w:rFonts w:asciiTheme="minorHAnsi" w:hAnsiTheme="minorHAnsi" w:cstheme="minorHAnsi"/>
+          <w:bCs/>
+          <w:sz w:val="22"/>
+          <w:szCs w:val="22"/>
+        </w:rPr>
+        <w:t>5</w:t>
+      </w:r>
+    </w:p>
+    <w:p>
+      <w:pPr>
         <w:rPr>
           <w:bCs/>
           <w:sz w:val="22"/>
@@ -689,8 +745,18 @@
           <w:sz w:val="22"/>
           <w:szCs w:val="22"/>
         </w:rPr>
-        <w:t xml:space="preserve"> for computer experiment</w:t>
-      </w:r>
+        <w:t xml:space="preserve"> for computer </w:t>
+      </w:r>
+      <w:proofErr w:type="gramStart"/>
+      <w:r>
+        <w:rPr>
+          <w:rFonts w:asciiTheme="minorHAnsi" w:hAnsiTheme="minorHAnsi" w:cstheme="minorHAnsi"/>
+          <w:sz w:val="22"/>
+          <w:szCs w:val="22"/>
+        </w:rPr>
+        <w:t>experiment</w:t>
+      </w:r>
+      <w:proofErr w:type="gramEnd"/>
       <w:r>
         <w:rPr>
           <w:rFonts w:asciiTheme="minorHAnsi" w:hAnsiTheme="minorHAnsi" w:cstheme="minorHAnsi"/>
@@ -1091,7 +1157,26 @@
           <w:sz w:val="22"/>
           <w:szCs w:val="22"/>
         </w:rPr>
-        <w:t>Visualized Geographic Information System data using R (sf, tidyverse, and ggplot2)</w:t>
+        <w:lastRenderedPageBreak/>
+        <w:t xml:space="preserve">Visualized Geographic Information System data using R (sf, </w:t>
+      </w:r>
+      <w:proofErr w:type="spellStart"/>
+      <w:r>
+        <w:rPr>
+          <w:rFonts w:asciiTheme="minorHAnsi" w:hAnsiTheme="minorHAnsi" w:cstheme="minorHAnsi"/>
+          <w:sz w:val="22"/>
+          <w:szCs w:val="22"/>
+        </w:rPr>
+        <w:t>tidyverse</w:t>
+      </w:r>
+      <w:proofErr w:type="spellEnd"/>
+      <w:r>
+        <w:rPr>
+          <w:rFonts w:asciiTheme="minorHAnsi" w:hAnsiTheme="minorHAnsi" w:cstheme="minorHAnsi"/>
+          <w:sz w:val="22"/>
+          <w:szCs w:val="22"/>
+        </w:rPr>
+        <w:t>, and ggplot2)</w:t>
       </w:r>
     </w:p>
     <w:p>
@@ -1135,7 +1220,6 @@
           <w:sz w:val="22"/>
           <w:szCs w:val="22"/>
         </w:rPr>
-        <w:lastRenderedPageBreak/>
         <w:t>Collaborator of Lawrence Livermore National Laboratory</w:t>
       </w:r>
       <w:r>
@@ -1309,7 +1393,39 @@
           <w:sz w:val="22"/>
           <w:szCs w:val="22"/>
         </w:rPr>
-        <w:t>Devised active learning algorithms to efficiently construct aero databases in Python (scikit-learn, numpy, dgpsi)</w:t>
+        <w:t xml:space="preserve">Devised active learning algorithms to efficiently construct aero databases in Python (scikit-learn, </w:t>
+      </w:r>
+      <w:proofErr w:type="spellStart"/>
+      <w:r>
+        <w:rPr>
+          <w:sz w:val="22"/>
+          <w:szCs w:val="22"/>
+        </w:rPr>
+        <w:t>numpy</w:t>
+      </w:r>
+      <w:proofErr w:type="spellEnd"/>
+      <w:r>
+        <w:rPr>
+          <w:sz w:val="22"/>
+          <w:szCs w:val="22"/>
+        </w:rPr>
+        <w:t xml:space="preserve">, </w:t>
+      </w:r>
+      <w:proofErr w:type="spellStart"/>
+      <w:r>
+        <w:rPr>
+          <w:sz w:val="22"/>
+          <w:szCs w:val="22"/>
+        </w:rPr>
+        <w:t>dgpsi</w:t>
+      </w:r>
+      <w:proofErr w:type="spellEnd"/>
+      <w:r>
+        <w:rPr>
+          <w:sz w:val="22"/>
+          <w:szCs w:val="22"/>
+        </w:rPr>
+        <w:t>)</w:t>
       </w:r>
     </w:p>
     <w:p>
@@ -2046,15 +2162,7 @@
           <w:sz w:val="22"/>
           <w:szCs w:val="22"/>
         </w:rPr>
-        <w:t>Grieger</w:t>
-      </w:r>
-      <w:r>
-        <w:rPr>
-          <w:rFonts w:asciiTheme="minorHAnsi" w:hAnsiTheme="minorHAnsi" w:cstheme="minorHAnsi"/>
-          <w:sz w:val="22"/>
-          <w:szCs w:val="22"/>
-        </w:rPr>
-        <w:t xml:space="preserve"> </w:t>
+        <w:t xml:space="preserve">Grieger </w:t>
       </w:r>
       <w:r>
         <w:rPr>
@@ -2070,15 +2178,7 @@
           <w:sz w:val="22"/>
           <w:szCs w:val="22"/>
         </w:rPr>
-        <w:t>Huseth</w:t>
-      </w:r>
-      <w:r>
-        <w:rPr>
-          <w:rFonts w:asciiTheme="minorHAnsi" w:hAnsiTheme="minorHAnsi" w:cstheme="minorHAnsi"/>
-          <w:sz w:val="22"/>
-          <w:szCs w:val="22"/>
-        </w:rPr>
-        <w:t xml:space="preserve"> </w:t>
+        <w:t xml:space="preserve">Huseth </w:t>
       </w:r>
       <w:r>
         <w:rPr>
@@ -2096,567 +2196,9 @@
             <w:sz w:val="22"/>
             <w:szCs w:val="22"/>
           </w:rPr>
-          <w:t>go.ncsu.edu/mlprimer</w:t>
+          <w:t>go.ncsu.edu/</w:t>
         </w:r>
-      </w:hyperlink>
-      <w:r>
-        <w:rPr>
-          <w:rFonts w:asciiTheme="minorHAnsi" w:hAnsiTheme="minorHAnsi" w:cstheme="minorHAnsi"/>
-          <w:sz w:val="22"/>
-          <w:szCs w:val="22"/>
-        </w:rPr>
-        <w:t>.</w:t>
-      </w:r>
-    </w:p>
-    <w:p>
-      <w:pPr>
-        <w:rPr>
-          <w:rFonts w:asciiTheme="minorHAnsi" w:hAnsiTheme="minorHAnsi" w:cstheme="minorHAnsi"/>
-          <w:i/>
-          <w:iCs/>
-          <w:sz w:val="22"/>
-          <w:szCs w:val="22"/>
-        </w:rPr>
-      </w:pPr>
-    </w:p>
-    <w:p>
-      <w:pPr>
-        <w:rPr>
-          <w:sz w:val="22"/>
-          <w:szCs w:val="22"/>
-        </w:rPr>
-      </w:pPr>
-      <w:r>
-        <w:rPr>
-          <w:rFonts w:asciiTheme="minorHAnsi" w:hAnsiTheme="minorHAnsi" w:cstheme="minorHAnsi"/>
-          <w:sz w:val="22"/>
-          <w:szCs w:val="22"/>
-        </w:rPr>
-        <w:t>Chan MD,</w:t>
-      </w:r>
-      <w:r>
-        <w:rPr>
-          <w:rFonts w:asciiTheme="minorHAnsi" w:hAnsiTheme="minorHAnsi" w:cstheme="minorHAnsi"/>
-          <w:sz w:val="22"/>
-          <w:szCs w:val="22"/>
-        </w:rPr>
-        <w:t xml:space="preserve"> </w:t>
-      </w:r>
-      <w:r>
-        <w:rPr>
-          <w:rFonts w:asciiTheme="minorHAnsi" w:hAnsiTheme="minorHAnsi" w:cstheme="minorHAnsi"/>
-          <w:b/>
-          <w:bCs/>
-          <w:sz w:val="22"/>
-          <w:szCs w:val="22"/>
-        </w:rPr>
-        <w:t>Prim</w:t>
-      </w:r>
-      <w:r>
-        <w:rPr>
-          <w:rFonts w:asciiTheme="minorHAnsi" w:hAnsiTheme="minorHAnsi" w:cstheme="minorHAnsi"/>
-          <w:sz w:val="22"/>
-          <w:szCs w:val="22"/>
-        </w:rPr>
-        <w:t xml:space="preserve"> </w:t>
-      </w:r>
-      <w:r>
-        <w:rPr>
-          <w:rFonts w:asciiTheme="minorHAnsi" w:hAnsiTheme="minorHAnsi" w:cstheme="minorHAnsi"/>
-          <w:b/>
-          <w:bCs/>
-          <w:sz w:val="22"/>
-          <w:szCs w:val="22"/>
-        </w:rPr>
-        <w:t>S</w:t>
-      </w:r>
-      <w:r>
-        <w:rPr>
-          <w:rFonts w:asciiTheme="minorHAnsi" w:hAnsiTheme="minorHAnsi" w:cstheme="minorHAnsi"/>
-          <w:sz w:val="22"/>
-          <w:szCs w:val="22"/>
-        </w:rPr>
-        <w:t>,</w:t>
-      </w:r>
-      <w:r>
-        <w:rPr>
-          <w:rFonts w:asciiTheme="minorHAnsi" w:hAnsiTheme="minorHAnsi" w:cstheme="minorHAnsi"/>
-          <w:sz w:val="22"/>
-          <w:szCs w:val="22"/>
-        </w:rPr>
-        <w:t xml:space="preserve"> Cramer</w:t>
-      </w:r>
-      <w:r>
-        <w:rPr>
-          <w:rFonts w:asciiTheme="minorHAnsi" w:hAnsiTheme="minorHAnsi" w:cstheme="minorHAnsi"/>
-          <w:sz w:val="22"/>
-          <w:szCs w:val="22"/>
-        </w:rPr>
-        <w:t xml:space="preserve"> C, </w:t>
-      </w:r>
-      <w:r>
-        <w:rPr>
-          <w:rFonts w:asciiTheme="minorHAnsi" w:hAnsiTheme="minorHAnsi" w:cstheme="minorHAnsi"/>
-          <w:sz w:val="22"/>
-          <w:szCs w:val="22"/>
-        </w:rPr>
-        <w:t xml:space="preserve">Ruiz </w:t>
-      </w:r>
-      <w:r>
-        <w:rPr>
-          <w:rFonts w:asciiTheme="minorHAnsi" w:hAnsiTheme="minorHAnsi" w:cstheme="minorHAnsi"/>
-          <w:sz w:val="22"/>
-          <w:szCs w:val="22"/>
-        </w:rPr>
-        <w:t>J. “Nonrandomized trials in clinical oncology.”</w:t>
-      </w:r>
-      <w:r>
-        <w:rPr>
-          <w:rFonts w:asciiTheme="minorHAnsi" w:hAnsiTheme="minorHAnsi" w:cstheme="minorHAnsi"/>
-          <w:sz w:val="22"/>
-          <w:szCs w:val="22"/>
-        </w:rPr>
-        <w:t xml:space="preserve"> </w:t>
-      </w:r>
-      <w:r>
-        <w:rPr>
-          <w:rFonts w:asciiTheme="minorHAnsi" w:hAnsiTheme="minorHAnsi" w:cstheme="minorHAnsi"/>
-          <w:sz w:val="22"/>
-          <w:szCs w:val="22"/>
-        </w:rPr>
-        <w:t>I</w:t>
-      </w:r>
-      <w:r>
-        <w:rPr>
-          <w:rFonts w:asciiTheme="minorHAnsi" w:hAnsiTheme="minorHAnsi" w:cstheme="minorHAnsi"/>
-          <w:sz w:val="22"/>
-          <w:szCs w:val="22"/>
-        </w:rPr>
-        <w:t xml:space="preserve">n </w:t>
-      </w:r>
-      <w:r>
-        <w:rPr>
-          <w:rFonts w:asciiTheme="minorHAnsi" w:hAnsiTheme="minorHAnsi" w:cstheme="minorHAnsi"/>
-          <w:i/>
-          <w:iCs/>
-          <w:sz w:val="22"/>
-          <w:szCs w:val="22"/>
-        </w:rPr>
-        <w:t>Handbook for Designing and Conducting Clinical and Translational Research: Translational Radiation Oncology</w:t>
-      </w:r>
-      <w:r>
-        <w:rPr>
-          <w:sz w:val="22"/>
-          <w:szCs w:val="22"/>
-        </w:rPr>
-        <w:t xml:space="preserve">, edited by Adam E. M. Eltorai, Jeffrey A. Bakal, Daniel W. Kim, David E. Wazer, </w:t>
-      </w:r>
-      <w:r>
-        <w:rPr>
-          <w:sz w:val="22"/>
-          <w:szCs w:val="22"/>
-        </w:rPr>
-        <w:t>31</w:t>
-      </w:r>
-      <w:r>
-        <w:rPr>
-          <w:sz w:val="22"/>
-          <w:szCs w:val="22"/>
-        </w:rPr>
-        <w:t>3–284. 2023. Academic Press.</w:t>
-      </w:r>
-    </w:p>
-    <w:p>
-      <w:pPr>
-        <w:rPr>
-          <w:sz w:val="22"/>
-          <w:szCs w:val="22"/>
-        </w:rPr>
-      </w:pPr>
-    </w:p>
-    <w:p>
-      <w:pPr>
-        <w:rPr>
-          <w:rFonts w:asciiTheme="minorHAnsi" w:hAnsiTheme="minorHAnsi" w:cstheme="minorHAnsi"/>
-          <w:sz w:val="22"/>
-          <w:szCs w:val="22"/>
-        </w:rPr>
-      </w:pPr>
-      <w:r>
-        <w:rPr>
-          <w:rFonts w:asciiTheme="minorHAnsi" w:hAnsiTheme="minorHAnsi" w:cstheme="minorHAnsi"/>
-          <w:sz w:val="22"/>
-          <w:szCs w:val="22"/>
-        </w:rPr>
-        <w:t xml:space="preserve">Helis </w:t>
-      </w:r>
-      <w:r>
-        <w:rPr>
-          <w:rFonts w:asciiTheme="minorHAnsi" w:hAnsiTheme="minorHAnsi" w:cstheme="minorHAnsi"/>
-          <w:sz w:val="22"/>
-          <w:szCs w:val="22"/>
-        </w:rPr>
-        <w:t>C</w:t>
-      </w:r>
-      <w:r>
-        <w:rPr>
-          <w:rFonts w:asciiTheme="minorHAnsi" w:hAnsiTheme="minorHAnsi" w:cstheme="minorHAnsi"/>
-          <w:sz w:val="22"/>
-          <w:szCs w:val="22"/>
-        </w:rPr>
-        <w:t>A</w:t>
-      </w:r>
-      <w:r>
-        <w:rPr>
-          <w:rFonts w:asciiTheme="minorHAnsi" w:hAnsiTheme="minorHAnsi" w:cstheme="minorHAnsi"/>
-          <w:sz w:val="22"/>
-          <w:szCs w:val="22"/>
-        </w:rPr>
-        <w:t xml:space="preserve">, </w:t>
-      </w:r>
-      <w:r>
-        <w:rPr>
-          <w:rFonts w:asciiTheme="minorHAnsi" w:hAnsiTheme="minorHAnsi" w:cstheme="minorHAnsi"/>
-          <w:b/>
-          <w:bCs/>
-          <w:sz w:val="22"/>
-          <w:szCs w:val="22"/>
-        </w:rPr>
-        <w:t>Prim</w:t>
-      </w:r>
-      <w:r>
-        <w:rPr>
-          <w:rFonts w:asciiTheme="minorHAnsi" w:hAnsiTheme="minorHAnsi" w:cstheme="minorHAnsi"/>
-          <w:sz w:val="22"/>
-          <w:szCs w:val="22"/>
-        </w:rPr>
-        <w:t xml:space="preserve"> </w:t>
-      </w:r>
-      <w:r>
-        <w:rPr>
-          <w:rFonts w:asciiTheme="minorHAnsi" w:hAnsiTheme="minorHAnsi" w:cstheme="minorHAnsi"/>
-          <w:b/>
-          <w:bCs/>
-          <w:sz w:val="22"/>
-          <w:szCs w:val="22"/>
-        </w:rPr>
-        <w:t>S</w:t>
-      </w:r>
-      <w:r>
-        <w:rPr>
-          <w:rFonts w:asciiTheme="minorHAnsi" w:hAnsiTheme="minorHAnsi" w:cstheme="minorHAnsi"/>
-          <w:sz w:val="22"/>
-          <w:szCs w:val="22"/>
-        </w:rPr>
-        <w:t>,</w:t>
-      </w:r>
-      <w:r>
-        <w:rPr>
-          <w:rFonts w:asciiTheme="minorHAnsi" w:hAnsiTheme="minorHAnsi" w:cstheme="minorHAnsi"/>
-          <w:sz w:val="22"/>
-          <w:szCs w:val="22"/>
-        </w:rPr>
-        <w:t xml:space="preserve"> Cramer</w:t>
-      </w:r>
-      <w:r>
-        <w:rPr>
-          <w:rFonts w:asciiTheme="minorHAnsi" w:hAnsiTheme="minorHAnsi" w:cstheme="minorHAnsi"/>
-          <w:sz w:val="22"/>
-          <w:szCs w:val="22"/>
-        </w:rPr>
-        <w:t xml:space="preserve"> C</w:t>
-      </w:r>
-      <w:r>
-        <w:rPr>
-          <w:rFonts w:asciiTheme="minorHAnsi" w:hAnsiTheme="minorHAnsi" w:cstheme="minorHAnsi"/>
-          <w:sz w:val="22"/>
-          <w:szCs w:val="22"/>
-        </w:rPr>
-        <w:t>K</w:t>
-      </w:r>
-      <w:r>
-        <w:rPr>
-          <w:rFonts w:asciiTheme="minorHAnsi" w:hAnsiTheme="minorHAnsi" w:cstheme="minorHAnsi"/>
-          <w:sz w:val="22"/>
-          <w:szCs w:val="22"/>
-        </w:rPr>
-        <w:t xml:space="preserve">, </w:t>
-      </w:r>
-      <w:r>
-        <w:rPr>
-          <w:rFonts w:asciiTheme="minorHAnsi" w:hAnsiTheme="minorHAnsi" w:cstheme="minorHAnsi"/>
-          <w:sz w:val="22"/>
-          <w:szCs w:val="22"/>
-        </w:rPr>
-        <w:t xml:space="preserve">Strowd </w:t>
-      </w:r>
-      <w:r>
-        <w:rPr>
-          <w:rFonts w:asciiTheme="minorHAnsi" w:hAnsiTheme="minorHAnsi" w:cstheme="minorHAnsi"/>
-          <w:sz w:val="22"/>
-          <w:szCs w:val="22"/>
-        </w:rPr>
-        <w:t>R,</w:t>
-      </w:r>
-      <w:r>
-        <w:rPr>
-          <w:rFonts w:asciiTheme="minorHAnsi" w:hAnsiTheme="minorHAnsi" w:cstheme="minorHAnsi"/>
-          <w:sz w:val="22"/>
-          <w:szCs w:val="22"/>
-        </w:rPr>
-        <w:t xml:space="preserve"> Lesser</w:t>
-      </w:r>
-      <w:r>
-        <w:rPr>
-          <w:rFonts w:asciiTheme="minorHAnsi" w:hAnsiTheme="minorHAnsi" w:cstheme="minorHAnsi"/>
-          <w:sz w:val="22"/>
-          <w:szCs w:val="22"/>
-        </w:rPr>
-        <w:t xml:space="preserve"> GJ, </w:t>
-      </w:r>
-      <w:r>
-        <w:rPr>
-          <w:rFonts w:asciiTheme="minorHAnsi" w:hAnsiTheme="minorHAnsi" w:cstheme="minorHAnsi"/>
-          <w:sz w:val="22"/>
-          <w:szCs w:val="22"/>
-        </w:rPr>
-        <w:t xml:space="preserve">White </w:t>
-      </w:r>
-      <w:r>
-        <w:rPr>
-          <w:rFonts w:asciiTheme="minorHAnsi" w:hAnsiTheme="minorHAnsi" w:cstheme="minorHAnsi"/>
-          <w:sz w:val="22"/>
-          <w:szCs w:val="22"/>
-        </w:rPr>
-        <w:t>J</w:t>
-      </w:r>
-      <w:r>
-        <w:rPr>
-          <w:rFonts w:asciiTheme="minorHAnsi" w:hAnsiTheme="minorHAnsi" w:cstheme="minorHAnsi"/>
-          <w:sz w:val="22"/>
-          <w:szCs w:val="22"/>
-        </w:rPr>
-        <w:t>J</w:t>
-      </w:r>
-      <w:r>
-        <w:rPr>
-          <w:rFonts w:asciiTheme="minorHAnsi" w:hAnsiTheme="minorHAnsi" w:cstheme="minorHAnsi"/>
-          <w:sz w:val="22"/>
-          <w:szCs w:val="22"/>
-        </w:rPr>
-        <w:t xml:space="preserve">, </w:t>
-      </w:r>
-      <w:r>
-        <w:rPr>
-          <w:rFonts w:asciiTheme="minorHAnsi" w:hAnsiTheme="minorHAnsi" w:cstheme="minorHAnsi"/>
-          <w:sz w:val="22"/>
-          <w:szCs w:val="22"/>
-        </w:rPr>
-        <w:t xml:space="preserve">Tatter </w:t>
-      </w:r>
-      <w:r>
-        <w:rPr>
-          <w:rFonts w:asciiTheme="minorHAnsi" w:hAnsiTheme="minorHAnsi" w:cstheme="minorHAnsi"/>
-          <w:sz w:val="22"/>
-          <w:szCs w:val="22"/>
-        </w:rPr>
-        <w:t>SB,</w:t>
-      </w:r>
-      <w:r>
-        <w:rPr>
-          <w:rFonts w:asciiTheme="minorHAnsi" w:hAnsiTheme="minorHAnsi" w:cstheme="minorHAnsi"/>
-          <w:sz w:val="22"/>
-          <w:szCs w:val="22"/>
-        </w:rPr>
-        <w:t xml:space="preserve"> Laxton</w:t>
-      </w:r>
-      <w:r>
-        <w:rPr>
-          <w:rFonts w:asciiTheme="minorHAnsi" w:hAnsiTheme="minorHAnsi" w:cstheme="minorHAnsi"/>
-          <w:sz w:val="22"/>
-          <w:szCs w:val="22"/>
-        </w:rPr>
-        <w:t xml:space="preserve"> AW, </w:t>
-      </w:r>
-      <w:r>
-        <w:rPr>
-          <w:rFonts w:asciiTheme="minorHAnsi" w:hAnsiTheme="minorHAnsi" w:cstheme="minorHAnsi"/>
-          <w:sz w:val="22"/>
-          <w:szCs w:val="22"/>
-        </w:rPr>
-        <w:t xml:space="preserve">Whitlow </w:t>
-      </w:r>
-      <w:r>
-        <w:rPr>
-          <w:rFonts w:asciiTheme="minorHAnsi" w:hAnsiTheme="minorHAnsi" w:cstheme="minorHAnsi"/>
-          <w:sz w:val="22"/>
-          <w:szCs w:val="22"/>
-        </w:rPr>
-        <w:t>C,</w:t>
-      </w:r>
-      <w:r>
-        <w:rPr>
-          <w:rFonts w:asciiTheme="minorHAnsi" w:hAnsiTheme="minorHAnsi" w:cstheme="minorHAnsi"/>
-          <w:sz w:val="22"/>
-          <w:szCs w:val="22"/>
-        </w:rPr>
-        <w:t xml:space="preserve"> Lo</w:t>
-      </w:r>
-      <w:r>
-        <w:rPr>
-          <w:rFonts w:asciiTheme="minorHAnsi" w:hAnsiTheme="minorHAnsi" w:cstheme="minorHAnsi"/>
-          <w:sz w:val="22"/>
-          <w:szCs w:val="22"/>
-        </w:rPr>
-        <w:t xml:space="preserve"> H, Debinski</w:t>
-      </w:r>
-      <w:r>
-        <w:rPr>
-          <w:rFonts w:asciiTheme="minorHAnsi" w:hAnsiTheme="minorHAnsi" w:cstheme="minorHAnsi"/>
-          <w:sz w:val="22"/>
-          <w:szCs w:val="22"/>
-        </w:rPr>
-        <w:t xml:space="preserve"> W</w:t>
-      </w:r>
-      <w:r>
-        <w:rPr>
-          <w:rFonts w:asciiTheme="minorHAnsi" w:hAnsiTheme="minorHAnsi" w:cstheme="minorHAnsi"/>
-          <w:sz w:val="22"/>
-          <w:szCs w:val="22"/>
-        </w:rPr>
-        <w:t>, Ververs</w:t>
-      </w:r>
-      <w:r>
-        <w:rPr>
-          <w:rFonts w:asciiTheme="minorHAnsi" w:hAnsiTheme="minorHAnsi" w:cstheme="minorHAnsi"/>
-          <w:sz w:val="22"/>
-          <w:szCs w:val="22"/>
-        </w:rPr>
-        <w:t xml:space="preserve"> JD</w:t>
-      </w:r>
-      <w:r>
-        <w:rPr>
-          <w:rFonts w:asciiTheme="minorHAnsi" w:hAnsiTheme="minorHAnsi" w:cstheme="minorHAnsi"/>
-          <w:sz w:val="22"/>
-          <w:szCs w:val="22"/>
-        </w:rPr>
-        <w:t>, Black</w:t>
-      </w:r>
-      <w:r>
-        <w:rPr>
-          <w:rFonts w:asciiTheme="minorHAnsi" w:hAnsiTheme="minorHAnsi" w:cstheme="minorHAnsi"/>
-          <w:sz w:val="22"/>
-          <w:szCs w:val="22"/>
-        </w:rPr>
-        <w:t xml:space="preserve"> PJ</w:t>
-      </w:r>
-      <w:r>
-        <w:rPr>
-          <w:rFonts w:asciiTheme="minorHAnsi" w:hAnsiTheme="minorHAnsi" w:cstheme="minorHAnsi"/>
-          <w:sz w:val="22"/>
-          <w:szCs w:val="22"/>
-        </w:rPr>
-        <w:t xml:space="preserve">, </w:t>
-      </w:r>
-      <w:r>
-        <w:rPr>
-          <w:rFonts w:asciiTheme="minorHAnsi" w:hAnsiTheme="minorHAnsi" w:cstheme="minorHAnsi"/>
-          <w:sz w:val="22"/>
-          <w:szCs w:val="22"/>
-        </w:rPr>
-        <w:t>Chan MD</w:t>
-      </w:r>
-      <w:r>
-        <w:rPr>
-          <w:rFonts w:asciiTheme="minorHAnsi" w:hAnsiTheme="minorHAnsi" w:cstheme="minorHAnsi"/>
-          <w:sz w:val="22"/>
-          <w:szCs w:val="22"/>
-        </w:rPr>
-        <w:t xml:space="preserve">, </w:t>
-      </w:r>
-      <w:r>
-        <w:rPr>
-          <w:rFonts w:asciiTheme="minorHAnsi" w:hAnsiTheme="minorHAnsi" w:cstheme="minorHAnsi"/>
-          <w:sz w:val="22"/>
-          <w:szCs w:val="22"/>
-        </w:rPr>
-        <w:t>“</w:t>
-      </w:r>
-      <w:r>
-        <w:rPr>
-          <w:rFonts w:asciiTheme="minorHAnsi" w:hAnsiTheme="minorHAnsi" w:cstheme="minorHAnsi"/>
-          <w:sz w:val="22"/>
-          <w:szCs w:val="22"/>
-        </w:rPr>
-        <w:t>Clinical outcomes of dose-escalated re-irradiation in patients with recurrent high-grade glioma</w:t>
-      </w:r>
-      <w:r>
-        <w:rPr>
-          <w:rFonts w:asciiTheme="minorHAnsi" w:hAnsiTheme="minorHAnsi" w:cstheme="minorHAnsi"/>
-          <w:sz w:val="22"/>
-          <w:szCs w:val="22"/>
-        </w:rPr>
-        <w:t>.”</w:t>
-      </w:r>
-      <w:r>
-        <w:rPr>
-          <w:rFonts w:asciiTheme="minorHAnsi" w:hAnsiTheme="minorHAnsi" w:cstheme="minorHAnsi"/>
-          <w:sz w:val="22"/>
-          <w:szCs w:val="22"/>
-        </w:rPr>
-        <w:t xml:space="preserve"> </w:t>
-      </w:r>
-      <w:r>
-        <w:rPr>
-          <w:rFonts w:asciiTheme="minorHAnsi" w:hAnsiTheme="minorHAnsi" w:cstheme="minorHAnsi"/>
-          <w:i/>
-          <w:iCs/>
-          <w:sz w:val="22"/>
-          <w:szCs w:val="22"/>
-        </w:rPr>
-        <w:t>Neuro-Oncology Practice</w:t>
-      </w:r>
-      <w:r>
-        <w:rPr>
-          <w:rFonts w:asciiTheme="minorHAnsi" w:hAnsiTheme="minorHAnsi" w:cstheme="minorHAnsi"/>
-          <w:sz w:val="22"/>
-          <w:szCs w:val="22"/>
-        </w:rPr>
-        <w:t xml:space="preserve"> </w:t>
-      </w:r>
-      <w:r>
-        <w:rPr>
-          <w:rFonts w:asciiTheme="minorHAnsi" w:hAnsiTheme="minorHAnsi" w:cstheme="minorHAnsi"/>
-          <w:sz w:val="22"/>
-          <w:szCs w:val="22"/>
-        </w:rPr>
-        <w:t>(</w:t>
-      </w:r>
-      <w:r>
-        <w:rPr>
-          <w:rFonts w:asciiTheme="minorHAnsi" w:hAnsiTheme="minorHAnsi" w:cstheme="minorHAnsi"/>
-          <w:sz w:val="22"/>
-          <w:szCs w:val="22"/>
-        </w:rPr>
-        <w:t>2022</w:t>
-      </w:r>
-      <w:r>
-        <w:rPr>
-          <w:rFonts w:asciiTheme="minorHAnsi" w:hAnsiTheme="minorHAnsi" w:cstheme="minorHAnsi"/>
-          <w:sz w:val="22"/>
-          <w:szCs w:val="22"/>
-        </w:rPr>
-        <w:t>).</w:t>
-      </w:r>
-      <w:r>
-        <w:rPr>
-          <w:rFonts w:asciiTheme="minorHAnsi" w:hAnsiTheme="minorHAnsi" w:cstheme="minorHAnsi"/>
-          <w:sz w:val="22"/>
-          <w:szCs w:val="22"/>
-        </w:rPr>
-        <w:t xml:space="preserve"> </w:t>
-      </w:r>
-      <w:hyperlink r:id="rId8" w:history="1">
+        <w:proofErr w:type="spellStart"/>
         <w:r>
           <w:rPr>
             <w:rStyle w:val="Hyperlink"/>
@@ -2664,8 +2206,9 @@
             <w:sz w:val="22"/>
             <w:szCs w:val="22"/>
           </w:rPr>
-          <w:t>https://doi.org/10.1093/nop/npac032</w:t>
+          <w:t>mlprimer</w:t>
         </w:r>
+        <w:proofErr w:type="spellEnd"/>
       </w:hyperlink>
       <w:r>
         <w:rPr>
@@ -2678,32 +2221,6 @@
     </w:p>
     <w:p>
       <w:pPr>
-        <w:rPr>
-          <w:rFonts w:asciiTheme="minorHAnsi" w:hAnsiTheme="minorHAnsi" w:cstheme="minorHAnsi"/>
-          <w:sz w:val="22"/>
-          <w:szCs w:val="22"/>
-        </w:rPr>
-      </w:pPr>
-      <w:r>
-        <w:rPr>
-          <w:rFonts w:asciiTheme="minorHAnsi" w:hAnsiTheme="minorHAnsi" w:cstheme="minorHAnsi"/>
-          <w:b/>
-          <w:bCs/>
-          <w:sz w:val="22"/>
-          <w:szCs w:val="22"/>
-        </w:rPr>
-        <w:lastRenderedPageBreak/>
-        <w:t>Prim S.</w:t>
-      </w:r>
-      <w:r>
-        <w:rPr>
-          <w:rFonts w:asciiTheme="minorHAnsi" w:hAnsiTheme="minorHAnsi" w:cstheme="minorHAnsi"/>
-          <w:sz w:val="22"/>
-          <w:szCs w:val="22"/>
-        </w:rPr>
-        <w:t xml:space="preserve"> “The Utah Symphony’s Recordings with Vanguard Records.” </w:t>
-      </w:r>
-      <w:r>
         <w:rPr>
           <w:rFonts w:asciiTheme="minorHAnsi" w:hAnsiTheme="minorHAnsi" w:cstheme="minorHAnsi"/>
           <w:i/>
@@ -2711,89 +2228,26 @@
           <w:sz w:val="22"/>
           <w:szCs w:val="22"/>
         </w:rPr>
-        <w:t>Association for Recorded Sound Collections Journal</w:t>
-      </w:r>
-      <w:r>
-        <w:rPr>
-          <w:rFonts w:asciiTheme="minorHAnsi" w:hAnsiTheme="minorHAnsi" w:cstheme="minorHAnsi"/>
-          <w:sz w:val="22"/>
-          <w:szCs w:val="22"/>
-        </w:rPr>
-        <w:t xml:space="preserve"> 48/1 (2017): 23–41.</w:t>
-      </w:r>
-    </w:p>
-    <w:p>
-      <w:pPr>
-        <w:pStyle w:val="Heading1"/>
-        <w:rPr>
-          <w:rFonts w:asciiTheme="minorHAnsi" w:hAnsiTheme="minorHAnsi" w:cstheme="minorHAnsi"/>
-          <w:sz w:val="22"/>
-          <w:szCs w:val="22"/>
-        </w:rPr>
-      </w:pPr>
-    </w:p>
-    <w:p>
-      <w:pPr>
-        <w:pStyle w:val="Heading1"/>
-        <w:rPr>
-          <w:rFonts w:asciiTheme="minorHAnsi" w:hAnsiTheme="minorHAnsi" w:cstheme="minorHAnsi"/>
-          <w:sz w:val="22"/>
-          <w:szCs w:val="22"/>
-        </w:rPr>
-      </w:pPr>
-      <w:r>
-        <w:rPr>
-          <w:rFonts w:asciiTheme="minorHAnsi" w:hAnsiTheme="minorHAnsi" w:cstheme="minorHAnsi"/>
-          <w:sz w:val="22"/>
-          <w:szCs w:val="22"/>
-        </w:rPr>
-        <w:t xml:space="preserve">conference </w:t>
-      </w:r>
-      <w:r>
-        <w:rPr>
-          <w:rFonts w:asciiTheme="minorHAnsi" w:hAnsiTheme="minorHAnsi" w:cstheme="minorHAnsi"/>
-          <w:sz w:val="22"/>
-          <w:szCs w:val="22"/>
-        </w:rPr>
-        <w:t>Presentations</w:t>
-      </w:r>
-    </w:p>
-    <w:p>
-      <w:pPr>
-        <w:rPr>
-          <w:rFonts w:asciiTheme="minorHAnsi" w:hAnsiTheme="minorHAnsi" w:cstheme="minorHAnsi"/>
-          <w:sz w:val="22"/>
-          <w:szCs w:val="22"/>
-        </w:rPr>
-      </w:pPr>
-    </w:p>
-    <w:p>
-      <w:pPr>
-        <w:rPr>
-          <w:sz w:val="22"/>
-          <w:szCs w:val="22"/>
-        </w:rPr>
-      </w:pPr>
-      <w:r>
-        <w:rPr>
-          <w:b/>
-          <w:bCs/>
-          <w:sz w:val="22"/>
-          <w:szCs w:val="22"/>
-        </w:rPr>
-        <w:t>Prim S.</w:t>
-      </w:r>
-      <w:r>
-        <w:rPr>
-          <w:sz w:val="22"/>
-          <w:szCs w:val="22"/>
-        </w:rPr>
-        <w:t>, Quinlan K, Booth A.</w:t>
-      </w:r>
-      <w:r>
-        <w:rPr>
-          <w:b/>
-          <w:bCs/>
+      </w:pPr>
+    </w:p>
+    <w:p>
+      <w:pPr>
+        <w:rPr>
+          <w:sz w:val="22"/>
+          <w:szCs w:val="22"/>
+        </w:rPr>
+      </w:pPr>
+      <w:r>
+        <w:rPr>
+          <w:rFonts w:asciiTheme="minorHAnsi" w:hAnsiTheme="minorHAnsi" w:cstheme="minorHAnsi"/>
+          <w:sz w:val="22"/>
+          <w:szCs w:val="22"/>
+        </w:rPr>
+        <w:t>Chan MD,</w:t>
+      </w:r>
+      <w:r>
+        <w:rPr>
+          <w:rFonts w:asciiTheme="minorHAnsi" w:hAnsiTheme="minorHAnsi" w:cstheme="minorHAnsi"/>
           <w:sz w:val="22"/>
           <w:szCs w:val="22"/>
         </w:rPr>
@@ -2801,54 +2255,17 @@
       </w:r>
       <w:r>
         <w:rPr>
-          <w:sz w:val="22"/>
-          <w:szCs w:val="22"/>
-        </w:rPr>
-        <w:t xml:space="preserve">“Active Learning with Deep Gaussian Processes for Aero Database Construction.” </w:t>
-      </w:r>
-      <w:r>
-        <w:rPr>
-          <w:sz w:val="22"/>
-          <w:szCs w:val="22"/>
-        </w:rPr>
-        <w:t xml:space="preserve">International Conference on Advances in Interdisciplinary Statistics and Combinatorics, October 13, 2024. </w:t>
-      </w:r>
-    </w:p>
-    <w:p>
-      <w:pPr>
-        <w:rPr>
-          <w:sz w:val="22"/>
-          <w:szCs w:val="22"/>
-        </w:rPr>
-      </w:pPr>
-    </w:p>
-    <w:p>
-      <w:pPr>
-        <w:rPr>
-          <w:sz w:val="22"/>
-          <w:szCs w:val="22"/>
-        </w:rPr>
-      </w:pPr>
-      <w:r>
-        <w:rPr>
-          <w:b/>
-          <w:bCs/>
-          <w:sz w:val="22"/>
-          <w:szCs w:val="22"/>
-        </w:rPr>
-        <w:t>Prim S</w:t>
-      </w:r>
-      <w:r>
-        <w:rPr>
-          <w:sz w:val="22"/>
-          <w:szCs w:val="22"/>
-        </w:rPr>
-        <w:t>.</w:t>
-      </w:r>
-      <w:r>
-        <w:rPr>
-          <w:b/>
-          <w:bCs/>
+          <w:rFonts w:asciiTheme="minorHAnsi" w:hAnsiTheme="minorHAnsi" w:cstheme="minorHAnsi"/>
+          <w:b/>
+          <w:bCs/>
+          <w:sz w:val="22"/>
+          <w:szCs w:val="22"/>
+        </w:rPr>
+        <w:t>Prim</w:t>
+      </w:r>
+      <w:r>
+        <w:rPr>
+          <w:rFonts w:asciiTheme="minorHAnsi" w:hAnsiTheme="minorHAnsi" w:cstheme="minorHAnsi"/>
           <w:sz w:val="22"/>
           <w:szCs w:val="22"/>
         </w:rPr>
@@ -2856,107 +2273,77 @@
       </w:r>
       <w:r>
         <w:rPr>
-          <w:sz w:val="22"/>
-          <w:szCs w:val="22"/>
-        </w:rPr>
-        <w:t>“The Utah Symphony’s 1971 Goodwill Tour in Latin America: Cultural Diplomacy during the Cold War.” American Musicological Society Southeast Chapter Spring Meeting, Furman University, Greenville, SC, March 18, 2017.</w:t>
-      </w:r>
-    </w:p>
-    <w:p>
-      <w:pPr>
-        <w:rPr>
-          <w:b/>
-          <w:bCs/>
-          <w:sz w:val="22"/>
-          <w:szCs w:val="22"/>
-        </w:rPr>
-      </w:pPr>
-    </w:p>
-    <w:p>
-      <w:pPr>
-        <w:rPr>
-          <w:sz w:val="22"/>
-          <w:szCs w:val="22"/>
-        </w:rPr>
-      </w:pPr>
-      <w:r>
-        <w:rPr>
-          <w:b/>
-          <w:bCs/>
-          <w:sz w:val="22"/>
-          <w:szCs w:val="22"/>
-        </w:rPr>
-        <w:t xml:space="preserve">Prim S. </w:t>
-      </w:r>
-      <w:r>
-        <w:rPr>
-          <w:sz w:val="22"/>
-          <w:szCs w:val="22"/>
-        </w:rPr>
-        <w:t>“Maurice Abravanel and Gustav Mahler: The Reception of Early Mahler Recordings by Abravanel and the Utah Symphony Orchestra.” American Musicological Society Southeast Chapter Spring Meeting, University of North Carolina at Chapel Hill, NC, February 23, 2014.</w:t>
-      </w:r>
-    </w:p>
-    <w:p>
-      <w:pPr>
-        <w:rPr>
-          <w:sz w:val="22"/>
-          <w:szCs w:val="22"/>
-        </w:rPr>
-      </w:pPr>
-    </w:p>
-    <w:p>
-      <w:pPr>
-        <w:pStyle w:val="Heading1"/>
-        <w:rPr>
-          <w:rFonts w:asciiTheme="minorHAnsi" w:hAnsiTheme="minorHAnsi" w:cstheme="minorHAnsi"/>
-          <w:sz w:val="22"/>
-          <w:szCs w:val="22"/>
-        </w:rPr>
-      </w:pPr>
-      <w:r>
-        <w:rPr>
-          <w:rFonts w:asciiTheme="minorHAnsi" w:hAnsiTheme="minorHAnsi" w:cstheme="minorHAnsi"/>
-          <w:sz w:val="22"/>
-          <w:szCs w:val="22"/>
-        </w:rPr>
-        <w:t>Professional Service</w:t>
-      </w:r>
-    </w:p>
-    <w:p>
-      <w:pPr>
-        <w:rPr>
-          <w:rFonts w:asciiTheme="minorHAnsi" w:hAnsiTheme="minorHAnsi" w:cstheme="minorHAnsi"/>
-          <w:sz w:val="22"/>
-          <w:szCs w:val="22"/>
-        </w:rPr>
-      </w:pPr>
-    </w:p>
-    <w:p>
-      <w:pPr>
-        <w:tabs>
-          <w:tab w:val="right" w:pos="8640"/>
-        </w:tabs>
-        <w:rPr>
-          <w:rFonts w:asciiTheme="minorHAnsi" w:hAnsiTheme="minorHAnsi" w:cstheme="minorHAnsi"/>
-          <w:sz w:val="22"/>
-          <w:szCs w:val="22"/>
-        </w:rPr>
-      </w:pPr>
-      <w:r>
-        <w:rPr>
-          <w:b/>
-          <w:sz w:val="22"/>
-          <w:szCs w:val="22"/>
-        </w:rPr>
-        <w:t xml:space="preserve">Book Reviewer </w:t>
-      </w:r>
-      <w:r>
-        <w:rPr>
-          <w:rFonts w:asciiTheme="minorHAnsi" w:hAnsiTheme="minorHAnsi" w:cstheme="minorHAnsi"/>
-          <w:sz w:val="22"/>
-          <w:szCs w:val="22"/>
-        </w:rPr>
-        <w:tab/>
+          <w:rFonts w:asciiTheme="minorHAnsi" w:hAnsiTheme="minorHAnsi" w:cstheme="minorHAnsi"/>
+          <w:b/>
+          <w:bCs/>
+          <w:sz w:val="22"/>
+          <w:szCs w:val="22"/>
+        </w:rPr>
+        <w:t>S</w:t>
+      </w:r>
+      <w:r>
+        <w:rPr>
+          <w:rFonts w:asciiTheme="minorHAnsi" w:hAnsiTheme="minorHAnsi" w:cstheme="minorHAnsi"/>
+          <w:sz w:val="22"/>
+          <w:szCs w:val="22"/>
+        </w:rPr>
+        <w:t>,</w:t>
+      </w:r>
+      <w:r>
+        <w:rPr>
+          <w:rFonts w:asciiTheme="minorHAnsi" w:hAnsiTheme="minorHAnsi" w:cstheme="minorHAnsi"/>
+          <w:sz w:val="22"/>
+          <w:szCs w:val="22"/>
+        </w:rPr>
+        <w:t xml:space="preserve"> Cramer</w:t>
+      </w:r>
+      <w:r>
+        <w:rPr>
+          <w:rFonts w:asciiTheme="minorHAnsi" w:hAnsiTheme="minorHAnsi" w:cstheme="minorHAnsi"/>
+          <w:sz w:val="22"/>
+          <w:szCs w:val="22"/>
+        </w:rPr>
+        <w:t xml:space="preserve"> C, </w:t>
+      </w:r>
+      <w:r>
+        <w:rPr>
+          <w:rFonts w:asciiTheme="minorHAnsi" w:hAnsiTheme="minorHAnsi" w:cstheme="minorHAnsi"/>
+          <w:sz w:val="22"/>
+          <w:szCs w:val="22"/>
+        </w:rPr>
+        <w:t xml:space="preserve">Ruiz </w:t>
+      </w:r>
+      <w:r>
+        <w:rPr>
+          <w:rFonts w:asciiTheme="minorHAnsi" w:hAnsiTheme="minorHAnsi" w:cstheme="minorHAnsi"/>
+          <w:sz w:val="22"/>
+          <w:szCs w:val="22"/>
+        </w:rPr>
+        <w:t>J. “Nonrandomized trials in clinical oncology.”</w:t>
+      </w:r>
+      <w:r>
+        <w:rPr>
+          <w:rFonts w:asciiTheme="minorHAnsi" w:hAnsiTheme="minorHAnsi" w:cstheme="minorHAnsi"/>
+          <w:sz w:val="22"/>
+          <w:szCs w:val="22"/>
+        </w:rPr>
+        <w:t xml:space="preserve"> </w:t>
+      </w:r>
+      <w:r>
+        <w:rPr>
+          <w:rFonts w:asciiTheme="minorHAnsi" w:hAnsiTheme="minorHAnsi" w:cstheme="minorHAnsi"/>
+          <w:sz w:val="22"/>
+          <w:szCs w:val="22"/>
+        </w:rPr>
+        <w:t>I</w:t>
+      </w:r>
+      <w:r>
+        <w:rPr>
+          <w:rFonts w:asciiTheme="minorHAnsi" w:hAnsiTheme="minorHAnsi" w:cstheme="minorHAnsi"/>
+          <w:sz w:val="22"/>
+          <w:szCs w:val="22"/>
+        </w:rPr>
+        <w:t xml:space="preserve">n </w:t>
       </w:r>
       <w:r>
         <w:rPr>
@@ -2966,43 +2353,412 @@
           <w:sz w:val="22"/>
           <w:szCs w:val="22"/>
         </w:rPr>
-        <w:t xml:space="preserve">Notes </w:t>
-      </w:r>
-      <w:r>
-        <w:rPr>
-          <w:rFonts w:asciiTheme="minorHAnsi" w:hAnsiTheme="minorHAnsi" w:cstheme="minorHAnsi"/>
-          <w:sz w:val="22"/>
-          <w:szCs w:val="22"/>
-        </w:rPr>
-        <w:t>(2018 to 2021)</w:t>
-      </w:r>
-    </w:p>
-    <w:p>
-      <w:pPr>
-        <w:tabs>
-          <w:tab w:val="right" w:pos="8640"/>
-        </w:tabs>
-        <w:rPr>
-          <w:rFonts w:asciiTheme="minorHAnsi" w:hAnsiTheme="minorHAnsi" w:cstheme="minorHAnsi"/>
-          <w:sz w:val="22"/>
-          <w:szCs w:val="22"/>
-        </w:rPr>
-      </w:pPr>
-      <w:r>
-        <w:rPr>
-          <w:b/>
-          <w:sz w:val="22"/>
-          <w:szCs w:val="22"/>
-        </w:rPr>
-        <w:t xml:space="preserve">Reviewer </w:t>
-      </w:r>
-      <w:r>
-        <w:rPr>
-          <w:rFonts w:asciiTheme="minorHAnsi" w:hAnsiTheme="minorHAnsi" w:cstheme="minorHAnsi"/>
-          <w:sz w:val="22"/>
-          <w:szCs w:val="22"/>
-        </w:rPr>
-        <w:tab/>
+        <w:t>Handbook for Designing and Conducting Clinical and Translational Research: Translational Radiation Oncology</w:t>
+      </w:r>
+      <w:r>
+        <w:rPr>
+          <w:sz w:val="22"/>
+          <w:szCs w:val="22"/>
+        </w:rPr>
+        <w:t xml:space="preserve">, edited by Adam E. M. </w:t>
+      </w:r>
+      <w:proofErr w:type="spellStart"/>
+      <w:r>
+        <w:rPr>
+          <w:sz w:val="22"/>
+          <w:szCs w:val="22"/>
+        </w:rPr>
+        <w:t>Eltorai</w:t>
+      </w:r>
+      <w:proofErr w:type="spellEnd"/>
+      <w:r>
+        <w:rPr>
+          <w:sz w:val="22"/>
+          <w:szCs w:val="22"/>
+        </w:rPr>
+        <w:t xml:space="preserve">, Jeffrey A. Bakal, Daniel W. Kim, David E. </w:t>
+      </w:r>
+      <w:proofErr w:type="spellStart"/>
+      <w:r>
+        <w:rPr>
+          <w:sz w:val="22"/>
+          <w:szCs w:val="22"/>
+        </w:rPr>
+        <w:t>Wazer</w:t>
+      </w:r>
+      <w:proofErr w:type="spellEnd"/>
+      <w:r>
+        <w:rPr>
+          <w:sz w:val="22"/>
+          <w:szCs w:val="22"/>
+        </w:rPr>
+        <w:t xml:space="preserve">, </w:t>
+      </w:r>
+      <w:r>
+        <w:rPr>
+          <w:sz w:val="22"/>
+          <w:szCs w:val="22"/>
+        </w:rPr>
+        <w:t>31</w:t>
+      </w:r>
+      <w:r>
+        <w:rPr>
+          <w:sz w:val="22"/>
+          <w:szCs w:val="22"/>
+        </w:rPr>
+        <w:t>3–284. 2023. Academic Press.</w:t>
+      </w:r>
+    </w:p>
+    <w:p>
+      <w:pPr>
+        <w:rPr>
+          <w:sz w:val="22"/>
+          <w:szCs w:val="22"/>
+        </w:rPr>
+      </w:pPr>
+    </w:p>
+    <w:p>
+      <w:pPr>
+        <w:rPr>
+          <w:rFonts w:asciiTheme="minorHAnsi" w:hAnsiTheme="minorHAnsi" w:cstheme="minorHAnsi"/>
+          <w:sz w:val="22"/>
+          <w:szCs w:val="22"/>
+        </w:rPr>
+      </w:pPr>
+      <w:r>
+        <w:rPr>
+          <w:rFonts w:asciiTheme="minorHAnsi" w:hAnsiTheme="minorHAnsi" w:cstheme="minorHAnsi"/>
+          <w:sz w:val="22"/>
+          <w:szCs w:val="22"/>
+        </w:rPr>
+        <w:lastRenderedPageBreak/>
+        <w:t xml:space="preserve">Helis </w:t>
+      </w:r>
+      <w:r>
+        <w:rPr>
+          <w:rFonts w:asciiTheme="minorHAnsi" w:hAnsiTheme="minorHAnsi" w:cstheme="minorHAnsi"/>
+          <w:sz w:val="22"/>
+          <w:szCs w:val="22"/>
+        </w:rPr>
+        <w:t>C</w:t>
+      </w:r>
+      <w:r>
+        <w:rPr>
+          <w:rFonts w:asciiTheme="minorHAnsi" w:hAnsiTheme="minorHAnsi" w:cstheme="minorHAnsi"/>
+          <w:sz w:val="22"/>
+          <w:szCs w:val="22"/>
+        </w:rPr>
+        <w:t>A</w:t>
+      </w:r>
+      <w:r>
+        <w:rPr>
+          <w:rFonts w:asciiTheme="minorHAnsi" w:hAnsiTheme="minorHAnsi" w:cstheme="minorHAnsi"/>
+          <w:sz w:val="22"/>
+          <w:szCs w:val="22"/>
+        </w:rPr>
+        <w:t xml:space="preserve">, </w:t>
+      </w:r>
+      <w:r>
+        <w:rPr>
+          <w:rFonts w:asciiTheme="minorHAnsi" w:hAnsiTheme="minorHAnsi" w:cstheme="minorHAnsi"/>
+          <w:b/>
+          <w:bCs/>
+          <w:sz w:val="22"/>
+          <w:szCs w:val="22"/>
+        </w:rPr>
+        <w:t>Prim</w:t>
+      </w:r>
+      <w:r>
+        <w:rPr>
+          <w:rFonts w:asciiTheme="minorHAnsi" w:hAnsiTheme="minorHAnsi" w:cstheme="minorHAnsi"/>
+          <w:sz w:val="22"/>
+          <w:szCs w:val="22"/>
+        </w:rPr>
+        <w:t xml:space="preserve"> </w:t>
+      </w:r>
+      <w:r>
+        <w:rPr>
+          <w:rFonts w:asciiTheme="minorHAnsi" w:hAnsiTheme="minorHAnsi" w:cstheme="minorHAnsi"/>
+          <w:b/>
+          <w:bCs/>
+          <w:sz w:val="22"/>
+          <w:szCs w:val="22"/>
+        </w:rPr>
+        <w:t>S</w:t>
+      </w:r>
+      <w:r>
+        <w:rPr>
+          <w:rFonts w:asciiTheme="minorHAnsi" w:hAnsiTheme="minorHAnsi" w:cstheme="minorHAnsi"/>
+          <w:sz w:val="22"/>
+          <w:szCs w:val="22"/>
+        </w:rPr>
+        <w:t>,</w:t>
+      </w:r>
+      <w:r>
+        <w:rPr>
+          <w:rFonts w:asciiTheme="minorHAnsi" w:hAnsiTheme="minorHAnsi" w:cstheme="minorHAnsi"/>
+          <w:sz w:val="22"/>
+          <w:szCs w:val="22"/>
+        </w:rPr>
+        <w:t xml:space="preserve"> Cramer</w:t>
+      </w:r>
+      <w:r>
+        <w:rPr>
+          <w:rFonts w:asciiTheme="minorHAnsi" w:hAnsiTheme="minorHAnsi" w:cstheme="minorHAnsi"/>
+          <w:sz w:val="22"/>
+          <w:szCs w:val="22"/>
+        </w:rPr>
+        <w:t xml:space="preserve"> C</w:t>
+      </w:r>
+      <w:r>
+        <w:rPr>
+          <w:rFonts w:asciiTheme="minorHAnsi" w:hAnsiTheme="minorHAnsi" w:cstheme="minorHAnsi"/>
+          <w:sz w:val="22"/>
+          <w:szCs w:val="22"/>
+        </w:rPr>
+        <w:t>K</w:t>
+      </w:r>
+      <w:r>
+        <w:rPr>
+          <w:rFonts w:asciiTheme="minorHAnsi" w:hAnsiTheme="minorHAnsi" w:cstheme="minorHAnsi"/>
+          <w:sz w:val="22"/>
+          <w:szCs w:val="22"/>
+        </w:rPr>
+        <w:t xml:space="preserve">, </w:t>
+      </w:r>
+      <w:r>
+        <w:rPr>
+          <w:rFonts w:asciiTheme="minorHAnsi" w:hAnsiTheme="minorHAnsi" w:cstheme="minorHAnsi"/>
+          <w:sz w:val="22"/>
+          <w:szCs w:val="22"/>
+        </w:rPr>
+        <w:t xml:space="preserve">Strowd </w:t>
+      </w:r>
+      <w:r>
+        <w:rPr>
+          <w:rFonts w:asciiTheme="minorHAnsi" w:hAnsiTheme="minorHAnsi" w:cstheme="minorHAnsi"/>
+          <w:sz w:val="22"/>
+          <w:szCs w:val="22"/>
+        </w:rPr>
+        <w:t>R,</w:t>
+      </w:r>
+      <w:r>
+        <w:rPr>
+          <w:rFonts w:asciiTheme="minorHAnsi" w:hAnsiTheme="minorHAnsi" w:cstheme="minorHAnsi"/>
+          <w:sz w:val="22"/>
+          <w:szCs w:val="22"/>
+        </w:rPr>
+        <w:t xml:space="preserve"> Lesser</w:t>
+      </w:r>
+      <w:r>
+        <w:rPr>
+          <w:rFonts w:asciiTheme="minorHAnsi" w:hAnsiTheme="minorHAnsi" w:cstheme="minorHAnsi"/>
+          <w:sz w:val="22"/>
+          <w:szCs w:val="22"/>
+        </w:rPr>
+        <w:t xml:space="preserve"> GJ, </w:t>
+      </w:r>
+      <w:r>
+        <w:rPr>
+          <w:rFonts w:asciiTheme="minorHAnsi" w:hAnsiTheme="minorHAnsi" w:cstheme="minorHAnsi"/>
+          <w:sz w:val="22"/>
+          <w:szCs w:val="22"/>
+        </w:rPr>
+        <w:t xml:space="preserve">White </w:t>
+      </w:r>
+      <w:r>
+        <w:rPr>
+          <w:rFonts w:asciiTheme="minorHAnsi" w:hAnsiTheme="minorHAnsi" w:cstheme="minorHAnsi"/>
+          <w:sz w:val="22"/>
+          <w:szCs w:val="22"/>
+        </w:rPr>
+        <w:t>J</w:t>
+      </w:r>
+      <w:r>
+        <w:rPr>
+          <w:rFonts w:asciiTheme="minorHAnsi" w:hAnsiTheme="minorHAnsi" w:cstheme="minorHAnsi"/>
+          <w:sz w:val="22"/>
+          <w:szCs w:val="22"/>
+        </w:rPr>
+        <w:t>J</w:t>
+      </w:r>
+      <w:r>
+        <w:rPr>
+          <w:rFonts w:asciiTheme="minorHAnsi" w:hAnsiTheme="minorHAnsi" w:cstheme="minorHAnsi"/>
+          <w:sz w:val="22"/>
+          <w:szCs w:val="22"/>
+        </w:rPr>
+        <w:t xml:space="preserve">, </w:t>
+      </w:r>
+      <w:r>
+        <w:rPr>
+          <w:rFonts w:asciiTheme="minorHAnsi" w:hAnsiTheme="minorHAnsi" w:cstheme="minorHAnsi"/>
+          <w:sz w:val="22"/>
+          <w:szCs w:val="22"/>
+        </w:rPr>
+        <w:t xml:space="preserve">Tatter </w:t>
+      </w:r>
+      <w:r>
+        <w:rPr>
+          <w:rFonts w:asciiTheme="minorHAnsi" w:hAnsiTheme="minorHAnsi" w:cstheme="minorHAnsi"/>
+          <w:sz w:val="22"/>
+          <w:szCs w:val="22"/>
+        </w:rPr>
+        <w:t>SB,</w:t>
+      </w:r>
+      <w:r>
+        <w:rPr>
+          <w:rFonts w:asciiTheme="minorHAnsi" w:hAnsiTheme="minorHAnsi" w:cstheme="minorHAnsi"/>
+          <w:sz w:val="22"/>
+          <w:szCs w:val="22"/>
+        </w:rPr>
+        <w:t xml:space="preserve"> Laxton</w:t>
+      </w:r>
+      <w:r>
+        <w:rPr>
+          <w:rFonts w:asciiTheme="minorHAnsi" w:hAnsiTheme="minorHAnsi" w:cstheme="minorHAnsi"/>
+          <w:sz w:val="22"/>
+          <w:szCs w:val="22"/>
+        </w:rPr>
+        <w:t xml:space="preserve"> AW, </w:t>
+      </w:r>
+      <w:r>
+        <w:rPr>
+          <w:rFonts w:asciiTheme="minorHAnsi" w:hAnsiTheme="minorHAnsi" w:cstheme="minorHAnsi"/>
+          <w:sz w:val="22"/>
+          <w:szCs w:val="22"/>
+        </w:rPr>
+        <w:t xml:space="preserve">Whitlow </w:t>
+      </w:r>
+      <w:r>
+        <w:rPr>
+          <w:rFonts w:asciiTheme="minorHAnsi" w:hAnsiTheme="minorHAnsi" w:cstheme="minorHAnsi"/>
+          <w:sz w:val="22"/>
+          <w:szCs w:val="22"/>
+        </w:rPr>
+        <w:t>C,</w:t>
+      </w:r>
+      <w:r>
+        <w:rPr>
+          <w:rFonts w:asciiTheme="minorHAnsi" w:hAnsiTheme="minorHAnsi" w:cstheme="minorHAnsi"/>
+          <w:sz w:val="22"/>
+          <w:szCs w:val="22"/>
+        </w:rPr>
+        <w:t xml:space="preserve"> Lo</w:t>
+      </w:r>
+      <w:r>
+        <w:rPr>
+          <w:rFonts w:asciiTheme="minorHAnsi" w:hAnsiTheme="minorHAnsi" w:cstheme="minorHAnsi"/>
+          <w:sz w:val="22"/>
+          <w:szCs w:val="22"/>
+        </w:rPr>
+        <w:t xml:space="preserve"> H, </w:t>
+      </w:r>
+      <w:proofErr w:type="spellStart"/>
+      <w:r>
+        <w:rPr>
+          <w:rFonts w:asciiTheme="minorHAnsi" w:hAnsiTheme="minorHAnsi" w:cstheme="minorHAnsi"/>
+          <w:sz w:val="22"/>
+          <w:szCs w:val="22"/>
+        </w:rPr>
+        <w:t>Debinski</w:t>
+      </w:r>
+      <w:proofErr w:type="spellEnd"/>
+      <w:r>
+        <w:rPr>
+          <w:rFonts w:asciiTheme="minorHAnsi" w:hAnsiTheme="minorHAnsi" w:cstheme="minorHAnsi"/>
+          <w:sz w:val="22"/>
+          <w:szCs w:val="22"/>
+        </w:rPr>
+        <w:t xml:space="preserve"> W</w:t>
+      </w:r>
+      <w:r>
+        <w:rPr>
+          <w:rFonts w:asciiTheme="minorHAnsi" w:hAnsiTheme="minorHAnsi" w:cstheme="minorHAnsi"/>
+          <w:sz w:val="22"/>
+          <w:szCs w:val="22"/>
+        </w:rPr>
+        <w:t>, Ververs</w:t>
+      </w:r>
+      <w:r>
+        <w:rPr>
+          <w:rFonts w:asciiTheme="minorHAnsi" w:hAnsiTheme="minorHAnsi" w:cstheme="minorHAnsi"/>
+          <w:sz w:val="22"/>
+          <w:szCs w:val="22"/>
+        </w:rPr>
+        <w:t xml:space="preserve"> JD</w:t>
+      </w:r>
+      <w:r>
+        <w:rPr>
+          <w:rFonts w:asciiTheme="minorHAnsi" w:hAnsiTheme="minorHAnsi" w:cstheme="minorHAnsi"/>
+          <w:sz w:val="22"/>
+          <w:szCs w:val="22"/>
+        </w:rPr>
+        <w:t>, Black</w:t>
+      </w:r>
+      <w:r>
+        <w:rPr>
+          <w:rFonts w:asciiTheme="minorHAnsi" w:hAnsiTheme="minorHAnsi" w:cstheme="minorHAnsi"/>
+          <w:sz w:val="22"/>
+          <w:szCs w:val="22"/>
+        </w:rPr>
+        <w:t xml:space="preserve"> PJ</w:t>
+      </w:r>
+      <w:r>
+        <w:rPr>
+          <w:rFonts w:asciiTheme="minorHAnsi" w:hAnsiTheme="minorHAnsi" w:cstheme="minorHAnsi"/>
+          <w:sz w:val="22"/>
+          <w:szCs w:val="22"/>
+        </w:rPr>
+        <w:t xml:space="preserve">, </w:t>
+      </w:r>
+      <w:r>
+        <w:rPr>
+          <w:rFonts w:asciiTheme="minorHAnsi" w:hAnsiTheme="minorHAnsi" w:cstheme="minorHAnsi"/>
+          <w:sz w:val="22"/>
+          <w:szCs w:val="22"/>
+        </w:rPr>
+        <w:t>Chan MD</w:t>
+      </w:r>
+      <w:r>
+        <w:rPr>
+          <w:rFonts w:asciiTheme="minorHAnsi" w:hAnsiTheme="minorHAnsi" w:cstheme="minorHAnsi"/>
+          <w:sz w:val="22"/>
+          <w:szCs w:val="22"/>
+        </w:rPr>
+        <w:t xml:space="preserve">, </w:t>
+      </w:r>
+      <w:r>
+        <w:rPr>
+          <w:rFonts w:asciiTheme="minorHAnsi" w:hAnsiTheme="minorHAnsi" w:cstheme="minorHAnsi"/>
+          <w:sz w:val="22"/>
+          <w:szCs w:val="22"/>
+        </w:rPr>
+        <w:t>“</w:t>
+      </w:r>
+      <w:r>
+        <w:rPr>
+          <w:rFonts w:asciiTheme="minorHAnsi" w:hAnsiTheme="minorHAnsi" w:cstheme="minorHAnsi"/>
+          <w:sz w:val="22"/>
+          <w:szCs w:val="22"/>
+        </w:rPr>
+        <w:t>Clinical outcomes of dose-escalated re-irradiation in patients with recurrent high-grade glioma</w:t>
+      </w:r>
+      <w:r>
+        <w:rPr>
+          <w:rFonts w:asciiTheme="minorHAnsi" w:hAnsiTheme="minorHAnsi" w:cstheme="minorHAnsi"/>
+          <w:sz w:val="22"/>
+          <w:szCs w:val="22"/>
+        </w:rPr>
+        <w:t>.”</w:t>
+      </w:r>
+      <w:r>
+        <w:rPr>
+          <w:rFonts w:asciiTheme="minorHAnsi" w:hAnsiTheme="minorHAnsi" w:cstheme="minorHAnsi"/>
+          <w:sz w:val="22"/>
+          <w:szCs w:val="22"/>
+        </w:rPr>
+        <w:t xml:space="preserve"> </w:t>
       </w:r>
       <w:r>
         <w:rPr>
@@ -3012,6 +2768,393 @@
           <w:sz w:val="22"/>
           <w:szCs w:val="22"/>
         </w:rPr>
+        <w:t>Neuro-Oncology Practice</w:t>
+      </w:r>
+      <w:r>
+        <w:rPr>
+          <w:rFonts w:asciiTheme="minorHAnsi" w:hAnsiTheme="minorHAnsi" w:cstheme="minorHAnsi"/>
+          <w:sz w:val="22"/>
+          <w:szCs w:val="22"/>
+        </w:rPr>
+        <w:t xml:space="preserve"> </w:t>
+      </w:r>
+      <w:r>
+        <w:rPr>
+          <w:rFonts w:asciiTheme="minorHAnsi" w:hAnsiTheme="minorHAnsi" w:cstheme="minorHAnsi"/>
+          <w:sz w:val="22"/>
+          <w:szCs w:val="22"/>
+        </w:rPr>
+        <w:t>(</w:t>
+      </w:r>
+      <w:r>
+        <w:rPr>
+          <w:rFonts w:asciiTheme="minorHAnsi" w:hAnsiTheme="minorHAnsi" w:cstheme="minorHAnsi"/>
+          <w:sz w:val="22"/>
+          <w:szCs w:val="22"/>
+        </w:rPr>
+        <w:t>2022</w:t>
+      </w:r>
+      <w:r>
+        <w:rPr>
+          <w:rFonts w:asciiTheme="minorHAnsi" w:hAnsiTheme="minorHAnsi" w:cstheme="minorHAnsi"/>
+          <w:sz w:val="22"/>
+          <w:szCs w:val="22"/>
+        </w:rPr>
+        <w:t>).</w:t>
+      </w:r>
+      <w:r>
+        <w:rPr>
+          <w:rFonts w:asciiTheme="minorHAnsi" w:hAnsiTheme="minorHAnsi" w:cstheme="minorHAnsi"/>
+          <w:sz w:val="22"/>
+          <w:szCs w:val="22"/>
+        </w:rPr>
+        <w:t xml:space="preserve"> </w:t>
+      </w:r>
+    </w:p>
+    <w:p>
+      <w:pPr>
+        <w:rPr>
+          <w:rFonts w:asciiTheme="minorHAnsi" w:hAnsiTheme="minorHAnsi" w:cstheme="minorHAnsi"/>
+          <w:sz w:val="22"/>
+          <w:szCs w:val="22"/>
+        </w:rPr>
+      </w:pPr>
+    </w:p>
+    <w:p>
+      <w:pPr>
+        <w:rPr>
+          <w:rFonts w:asciiTheme="minorHAnsi" w:hAnsiTheme="minorHAnsi" w:cstheme="minorHAnsi"/>
+          <w:sz w:val="22"/>
+          <w:szCs w:val="22"/>
+        </w:rPr>
+      </w:pPr>
+      <w:r>
+        <w:rPr>
+          <w:rFonts w:asciiTheme="minorHAnsi" w:hAnsiTheme="minorHAnsi" w:cstheme="minorHAnsi"/>
+          <w:b/>
+          <w:bCs/>
+          <w:sz w:val="22"/>
+          <w:szCs w:val="22"/>
+        </w:rPr>
+        <w:t>Prim S.</w:t>
+      </w:r>
+      <w:r>
+        <w:rPr>
+          <w:rFonts w:asciiTheme="minorHAnsi" w:hAnsiTheme="minorHAnsi" w:cstheme="minorHAnsi"/>
+          <w:sz w:val="22"/>
+          <w:szCs w:val="22"/>
+        </w:rPr>
+        <w:t xml:space="preserve"> “The Utah Symphony’s Recordings with Vanguard Records.” </w:t>
+      </w:r>
+      <w:r>
+        <w:rPr>
+          <w:rFonts w:asciiTheme="minorHAnsi" w:hAnsiTheme="minorHAnsi" w:cstheme="minorHAnsi"/>
+          <w:i/>
+          <w:iCs/>
+          <w:sz w:val="22"/>
+          <w:szCs w:val="22"/>
+        </w:rPr>
+        <w:t>Association for Recorded Sound Collections Journal</w:t>
+      </w:r>
+      <w:r>
+        <w:rPr>
+          <w:rFonts w:asciiTheme="minorHAnsi" w:hAnsiTheme="minorHAnsi" w:cstheme="minorHAnsi"/>
+          <w:sz w:val="22"/>
+          <w:szCs w:val="22"/>
+        </w:rPr>
+        <w:t xml:space="preserve"> 48/1 (2017): 23–41.</w:t>
+      </w:r>
+    </w:p>
+    <w:p>
+      <w:pPr>
+        <w:pStyle w:val="Heading1"/>
+        <w:rPr>
+          <w:rFonts w:asciiTheme="minorHAnsi" w:hAnsiTheme="minorHAnsi" w:cstheme="minorHAnsi"/>
+          <w:sz w:val="22"/>
+          <w:szCs w:val="22"/>
+        </w:rPr>
+      </w:pPr>
+    </w:p>
+    <w:p>
+      <w:pPr>
+        <w:pStyle w:val="Heading1"/>
+        <w:rPr>
+          <w:rFonts w:asciiTheme="minorHAnsi" w:hAnsiTheme="minorHAnsi" w:cstheme="minorHAnsi"/>
+          <w:sz w:val="22"/>
+          <w:szCs w:val="22"/>
+        </w:rPr>
+      </w:pPr>
+      <w:r>
+        <w:rPr>
+          <w:rFonts w:asciiTheme="minorHAnsi" w:hAnsiTheme="minorHAnsi" w:cstheme="minorHAnsi"/>
+          <w:sz w:val="22"/>
+          <w:szCs w:val="22"/>
+        </w:rPr>
+        <w:t xml:space="preserve">conference </w:t>
+      </w:r>
+      <w:r>
+        <w:rPr>
+          <w:rFonts w:asciiTheme="minorHAnsi" w:hAnsiTheme="minorHAnsi" w:cstheme="minorHAnsi"/>
+          <w:sz w:val="22"/>
+          <w:szCs w:val="22"/>
+        </w:rPr>
+        <w:t>Presentations</w:t>
+      </w:r>
+    </w:p>
+    <w:p>
+      <w:pPr>
+        <w:rPr>
+          <w:rFonts w:asciiTheme="minorHAnsi" w:hAnsiTheme="minorHAnsi" w:cstheme="minorHAnsi"/>
+          <w:sz w:val="22"/>
+          <w:szCs w:val="22"/>
+        </w:rPr>
+      </w:pPr>
+    </w:p>
+    <w:p>
+      <w:pPr>
+        <w:rPr>
+          <w:sz w:val="22"/>
+          <w:szCs w:val="22"/>
+        </w:rPr>
+      </w:pPr>
+      <w:r>
+        <w:rPr>
+          <w:b/>
+          <w:bCs/>
+          <w:sz w:val="22"/>
+          <w:szCs w:val="22"/>
+        </w:rPr>
+        <w:t>Prim S.</w:t>
+      </w:r>
+      <w:r>
+        <w:rPr>
+          <w:sz w:val="22"/>
+          <w:szCs w:val="22"/>
+        </w:rPr>
+        <w:t>, Quinlan K, Booth A.</w:t>
+      </w:r>
+      <w:r>
+        <w:rPr>
+          <w:b/>
+          <w:bCs/>
+          <w:sz w:val="22"/>
+          <w:szCs w:val="22"/>
+        </w:rPr>
+        <w:t xml:space="preserve"> </w:t>
+      </w:r>
+      <w:r>
+        <w:rPr>
+          <w:sz w:val="22"/>
+          <w:szCs w:val="22"/>
+        </w:rPr>
+        <w:t xml:space="preserve">“Active Learning with Deep Gaussian Processes for Aero Database Construction.” </w:t>
+      </w:r>
+      <w:r>
+        <w:rPr>
+          <w:sz w:val="22"/>
+          <w:szCs w:val="22"/>
+        </w:rPr>
+        <w:t xml:space="preserve">International Conference on Advances in Interdisciplinary Statistics and Combinatorics, October 13, 2024. </w:t>
+      </w:r>
+    </w:p>
+    <w:p>
+      <w:pPr>
+        <w:rPr>
+          <w:sz w:val="22"/>
+          <w:szCs w:val="22"/>
+        </w:rPr>
+      </w:pPr>
+    </w:p>
+    <w:p>
+      <w:pPr>
+        <w:rPr>
+          <w:sz w:val="22"/>
+          <w:szCs w:val="22"/>
+        </w:rPr>
+      </w:pPr>
+      <w:r>
+        <w:rPr>
+          <w:b/>
+          <w:bCs/>
+          <w:sz w:val="22"/>
+          <w:szCs w:val="22"/>
+        </w:rPr>
+        <w:t>Prim S</w:t>
+      </w:r>
+      <w:r>
+        <w:rPr>
+          <w:sz w:val="22"/>
+          <w:szCs w:val="22"/>
+        </w:rPr>
+        <w:t>.</w:t>
+      </w:r>
+      <w:r>
+        <w:rPr>
+          <w:b/>
+          <w:bCs/>
+          <w:sz w:val="22"/>
+          <w:szCs w:val="22"/>
+        </w:rPr>
+        <w:t xml:space="preserve"> </w:t>
+      </w:r>
+      <w:r>
+        <w:rPr>
+          <w:sz w:val="22"/>
+          <w:szCs w:val="22"/>
+        </w:rPr>
+        <w:t>“The Utah Symphony’s 1971 Goodwill Tour in Latin America: Cultural Diplomacy during the Cold War.” American Musicological Society Southeast Chapter Spring Meeting, Furman University, Greenville, SC, March 18, 2017.</w:t>
+      </w:r>
+    </w:p>
+    <w:p>
+      <w:pPr>
+        <w:rPr>
+          <w:b/>
+          <w:bCs/>
+          <w:sz w:val="22"/>
+          <w:szCs w:val="22"/>
+        </w:rPr>
+      </w:pPr>
+    </w:p>
+    <w:p>
+      <w:pPr>
+        <w:rPr>
+          <w:sz w:val="22"/>
+          <w:szCs w:val="22"/>
+        </w:rPr>
+      </w:pPr>
+      <w:r>
+        <w:rPr>
+          <w:b/>
+          <w:bCs/>
+          <w:sz w:val="22"/>
+          <w:szCs w:val="22"/>
+        </w:rPr>
+        <w:t xml:space="preserve">Prim S. </w:t>
+      </w:r>
+      <w:r>
+        <w:rPr>
+          <w:sz w:val="22"/>
+          <w:szCs w:val="22"/>
+        </w:rPr>
+        <w:t>“Maurice Abravanel and Gustav Mahler: The Reception of Early Mahler Recordings by Abravanel and the Utah Symphony Orchestra.” American Musicological Society Southeast Chapter Spring Meeting, University of North Carolina at Chapel Hill, NC, February 23, 2014.</w:t>
+      </w:r>
+    </w:p>
+    <w:p>
+      <w:pPr>
+        <w:rPr>
+          <w:sz w:val="22"/>
+          <w:szCs w:val="22"/>
+        </w:rPr>
+      </w:pPr>
+    </w:p>
+    <w:p>
+      <w:pPr>
+        <w:pStyle w:val="Heading1"/>
+        <w:rPr>
+          <w:rFonts w:asciiTheme="minorHAnsi" w:hAnsiTheme="minorHAnsi" w:cstheme="minorHAnsi"/>
+          <w:sz w:val="22"/>
+          <w:szCs w:val="22"/>
+        </w:rPr>
+      </w:pPr>
+      <w:r>
+        <w:rPr>
+          <w:rFonts w:asciiTheme="minorHAnsi" w:hAnsiTheme="minorHAnsi" w:cstheme="minorHAnsi"/>
+          <w:sz w:val="22"/>
+          <w:szCs w:val="22"/>
+        </w:rPr>
+        <w:t>Professional Service</w:t>
+      </w:r>
+    </w:p>
+    <w:p>
+      <w:pPr>
+        <w:rPr>
+          <w:rFonts w:asciiTheme="minorHAnsi" w:hAnsiTheme="minorHAnsi" w:cstheme="minorHAnsi"/>
+          <w:sz w:val="22"/>
+          <w:szCs w:val="22"/>
+        </w:rPr>
+      </w:pPr>
+    </w:p>
+    <w:p>
+      <w:pPr>
+        <w:tabs>
+          <w:tab w:val="right" w:pos="8640"/>
+        </w:tabs>
+        <w:rPr>
+          <w:rFonts w:asciiTheme="minorHAnsi" w:hAnsiTheme="minorHAnsi" w:cstheme="minorHAnsi"/>
+          <w:sz w:val="22"/>
+          <w:szCs w:val="22"/>
+        </w:rPr>
+      </w:pPr>
+      <w:r>
+        <w:rPr>
+          <w:b/>
+          <w:sz w:val="22"/>
+          <w:szCs w:val="22"/>
+        </w:rPr>
+        <w:t xml:space="preserve">Book Reviewer </w:t>
+      </w:r>
+      <w:r>
+        <w:rPr>
+          <w:rFonts w:asciiTheme="minorHAnsi" w:hAnsiTheme="minorHAnsi" w:cstheme="minorHAnsi"/>
+          <w:sz w:val="22"/>
+          <w:szCs w:val="22"/>
+        </w:rPr>
+        <w:tab/>
+      </w:r>
+      <w:r>
+        <w:rPr>
+          <w:rFonts w:asciiTheme="minorHAnsi" w:hAnsiTheme="minorHAnsi" w:cstheme="minorHAnsi"/>
+          <w:i/>
+          <w:iCs/>
+          <w:sz w:val="22"/>
+          <w:szCs w:val="22"/>
+        </w:rPr>
+        <w:t xml:space="preserve">Notes </w:t>
+      </w:r>
+      <w:r>
+        <w:rPr>
+          <w:rFonts w:asciiTheme="minorHAnsi" w:hAnsiTheme="minorHAnsi" w:cstheme="minorHAnsi"/>
+          <w:sz w:val="22"/>
+          <w:szCs w:val="22"/>
+        </w:rPr>
+        <w:t>(2018 to 2021)</w:t>
+      </w:r>
+    </w:p>
+    <w:p>
+      <w:pPr>
+        <w:tabs>
+          <w:tab w:val="right" w:pos="8640"/>
+        </w:tabs>
+        <w:rPr>
+          <w:rFonts w:asciiTheme="minorHAnsi" w:hAnsiTheme="minorHAnsi" w:cstheme="minorHAnsi"/>
+          <w:sz w:val="22"/>
+          <w:szCs w:val="22"/>
+        </w:rPr>
+      </w:pPr>
+      <w:r>
+        <w:rPr>
+          <w:b/>
+          <w:sz w:val="22"/>
+          <w:szCs w:val="22"/>
+        </w:rPr>
+        <w:t xml:space="preserve">Reviewer </w:t>
+      </w:r>
+      <w:r>
+        <w:rPr>
+          <w:rFonts w:asciiTheme="minorHAnsi" w:hAnsiTheme="minorHAnsi" w:cstheme="minorHAnsi"/>
+          <w:sz w:val="22"/>
+          <w:szCs w:val="22"/>
+        </w:rPr>
+        <w:tab/>
+      </w:r>
+      <w:r>
+        <w:rPr>
+          <w:rFonts w:asciiTheme="minorHAnsi" w:hAnsiTheme="minorHAnsi" w:cstheme="minorHAnsi"/>
+          <w:i/>
+          <w:iCs/>
+          <w:sz w:val="22"/>
+          <w:szCs w:val="22"/>
+        </w:rPr>
         <w:t xml:space="preserve">Writing Center Journal </w:t>
       </w:r>
       <w:r>
@@ -3483,7 +3626,35 @@
           <w:sz w:val="22"/>
           <w:szCs w:val="22"/>
         </w:rPr>
-        <w:t>Email: bjreich @ncsu.edu</w:t>
+        <w:t xml:space="preserve">Email: </w:t>
+      </w:r>
+      <w:proofErr w:type="spellStart"/>
+      <w:proofErr w:type="gramStart"/>
+      <w:r>
+        <w:rPr>
+          <w:rFonts w:asciiTheme="minorHAnsi" w:hAnsiTheme="minorHAnsi" w:cstheme="minorHAnsi"/>
+          <w:sz w:val="22"/>
+          <w:szCs w:val="22"/>
+        </w:rPr>
+        <w:t>bjreich</w:t>
+      </w:r>
+      <w:proofErr w:type="spellEnd"/>
+      <w:r>
+        <w:rPr>
+          <w:rFonts w:asciiTheme="minorHAnsi" w:hAnsiTheme="minorHAnsi" w:cstheme="minorHAnsi"/>
+          <w:sz w:val="22"/>
+          <w:szCs w:val="22"/>
+        </w:rPr>
+        <w:t xml:space="preserve"> @</w:t>
+      </w:r>
+      <w:proofErr w:type="gramEnd"/>
+      <w:r>
+        <w:rPr>
+          <w:rFonts w:asciiTheme="minorHAnsi" w:hAnsiTheme="minorHAnsi" w:cstheme="minorHAnsi"/>
+          <w:sz w:val="22"/>
+          <w:szCs w:val="22"/>
+        </w:rPr>
+        <w:t>ncsu.edu</w:t>
       </w:r>
     </w:p>
     <w:p>
@@ -3574,14 +3745,15 @@
           <w:szCs w:val="22"/>
         </w:rPr>
       </w:pPr>
-      <w:bookmarkStart w:id="1" w:name="_Hlk148274271"/>
-      <w:r>
-        <w:rPr>
-          <w:rFonts w:asciiTheme="minorHAnsi" w:hAnsiTheme="minorHAnsi" w:cstheme="minorHAnsi"/>
-          <w:b/>
-          <w:sz w:val="22"/>
-          <w:szCs w:val="22"/>
-        </w:rPr>
+      <w:bookmarkStart w:id="2" w:name="_Hlk148274271"/>
+      <w:r>
+        <w:rPr>
+          <w:rFonts w:asciiTheme="minorHAnsi" w:hAnsiTheme="minorHAnsi" w:cstheme="minorHAnsi"/>
+          <w:b/>
+          <w:sz w:val="22"/>
+          <w:szCs w:val="22"/>
+        </w:rPr>
+        <w:lastRenderedPageBreak/>
         <w:t>Natalie Nelson</w:t>
       </w:r>
       <w:r>
@@ -3643,7 +3815,7 @@
         </w:rPr>
         <w:t xml:space="preserve">Email: </w:t>
       </w:r>
-      <w:hyperlink r:id="rId9" w:history="1">
+      <w:hyperlink r:id="rId8" w:history="1">
         <w:r>
           <w:rPr>
             <w:rStyle w:val="Hyperlink"/>
@@ -3654,24 +3826,33 @@
           <w:t>nnelson4@ncsu.edu</w:t>
         </w:r>
       </w:hyperlink>
-      <w:bookmarkEnd w:id="1"/>
-    </w:p>
-    <w:p>
-      <w:pPr>
-        <w:rPr>
-          <w:rFonts w:asciiTheme="minorHAnsi" w:hAnsiTheme="minorHAnsi" w:cstheme="minorHAnsi"/>
-          <w:sz w:val="22"/>
-          <w:szCs w:val="22"/>
-        </w:rPr>
-      </w:pPr>
-      <w:r>
-        <w:rPr>
-          <w:rFonts w:asciiTheme="minorHAnsi" w:hAnsiTheme="minorHAnsi" w:cstheme="minorHAnsi"/>
-          <w:b/>
-          <w:sz w:val="22"/>
-          <w:szCs w:val="22"/>
-        </w:rPr>
-        <w:lastRenderedPageBreak/>
+      <w:bookmarkEnd w:id="2"/>
+    </w:p>
+    <w:p>
+      <w:pPr>
+        <w:rPr>
+          <w:rFonts w:asciiTheme="minorHAnsi" w:hAnsiTheme="minorHAnsi" w:cstheme="minorHAnsi"/>
+          <w:b/>
+          <w:sz w:val="22"/>
+          <w:szCs w:val="22"/>
+        </w:rPr>
+      </w:pPr>
+    </w:p>
+    <w:p>
+      <w:pPr>
+        <w:rPr>
+          <w:rFonts w:asciiTheme="minorHAnsi" w:hAnsiTheme="minorHAnsi" w:cstheme="minorHAnsi"/>
+          <w:sz w:val="22"/>
+          <w:szCs w:val="22"/>
+        </w:rPr>
+      </w:pPr>
+      <w:r>
+        <w:rPr>
+          <w:rFonts w:asciiTheme="minorHAnsi" w:hAnsiTheme="minorHAnsi" w:cstheme="minorHAnsi"/>
+          <w:b/>
+          <w:sz w:val="22"/>
+          <w:szCs w:val="22"/>
+        </w:rPr>
         <w:t>Justin Post</w:t>
       </w:r>
       <w:r>
@@ -3733,7 +3914,7 @@
         </w:rPr>
         <w:t xml:space="preserve">Email: </w:t>
       </w:r>
-      <w:hyperlink r:id="rId10" w:history="1">
+      <w:hyperlink r:id="rId9" w:history="1">
         <w:r>
           <w:rPr>
             <w:rStyle w:val="Hyperlink"/>
@@ -3967,8 +4148,18 @@
           <w:sz w:val="22"/>
           <w:szCs w:val="22"/>
         </w:rPr>
-        <w:t>Das Lied von der Erde</w:t>
-      </w:r>
+        <w:t xml:space="preserve">Das Lied von der </w:t>
+      </w:r>
+      <w:proofErr w:type="spellStart"/>
+      <w:r>
+        <w:rPr>
+          <w:i/>
+          <w:sz w:val="22"/>
+          <w:szCs w:val="22"/>
+        </w:rPr>
+        <w:t>Erde</w:t>
+      </w:r>
+      <w:proofErr w:type="spellEnd"/>
       <w:r>
         <w:rPr>
           <w:sz w:val="22"/>
@@ -4733,6 +4924,7 @@
           <w:sz w:val="22"/>
           <w:szCs w:val="22"/>
         </w:rPr>
+        <w:lastRenderedPageBreak/>
         <w:t>Online and Face-To-Face tutoring (Fall 2011, Spring 2012)</w:t>
       </w:r>
     </w:p>
@@ -4784,7 +4976,7 @@
       </w:pPr>
     </w:p>
     <w:sectPr>
-      <w:footerReference w:type="default" r:id="rId11"/>
+      <w:footerReference w:type="default" r:id="rId10"/>
       <w:pgSz w:w="12240" w:h="15840"/>
       <w:pgMar w:top="1440" w:right="1440" w:bottom="1440" w:left="1800" w:header="720" w:footer="720" w:gutter="0"/>
       <w:cols w:space="720"/>
@@ -7853,6 +8045,7 @@
   <w:style w:type="character" w:default="1" w:styleId="DefaultParagraphFont">
     <w:name w:val="Default Paragraph Font"/>
     <w:uiPriority w:val="1"/>
+    <w:semiHidden/>
     <w:unhideWhenUsed/>
   </w:style>
   <w:style w:type="table" w:default="1" w:styleId="TableNormal">

--- a/assets/CV (Shih-Ni Prim_April_2025).docx
+++ b/assets/CV (Shih-Ni Prim_April_2025).docx
@@ -556,6 +556,60 @@
           <w:sz w:val="22"/>
           <w:szCs w:val="22"/>
         </w:rPr>
+        <w:t>Glaxo Smith Kline (GSK) Fellowship</w:t>
+      </w:r>
+      <w:r>
+        <w:rPr>
+          <w:rFonts w:asciiTheme="minorHAnsi" w:hAnsiTheme="minorHAnsi" w:cstheme="minorHAnsi"/>
+          <w:bCs/>
+          <w:sz w:val="22"/>
+          <w:szCs w:val="22"/>
+        </w:rPr>
+        <w:tab/>
+        <w:t>202</w:t>
+      </w:r>
+      <w:r>
+        <w:rPr>
+          <w:rFonts w:asciiTheme="minorHAnsi" w:hAnsiTheme="minorHAnsi" w:cstheme="minorHAnsi"/>
+          <w:bCs/>
+          <w:sz w:val="22"/>
+          <w:szCs w:val="22"/>
+        </w:rPr>
+        <w:t>5</w:t>
+      </w:r>
+    </w:p>
+    <w:p>
+      <w:pPr>
+        <w:tabs>
+          <w:tab w:val="right" w:pos="8640"/>
+        </w:tabs>
+        <w:rPr>
+          <w:rFonts w:asciiTheme="minorHAnsi" w:hAnsiTheme="minorHAnsi" w:cstheme="minorHAnsi"/>
+          <w:b/>
+          <w:sz w:val="22"/>
+          <w:szCs w:val="22"/>
+        </w:rPr>
+      </w:pPr>
+    </w:p>
+    <w:p>
+      <w:pPr>
+        <w:tabs>
+          <w:tab w:val="right" w:pos="8640"/>
+        </w:tabs>
+        <w:rPr>
+          <w:rFonts w:asciiTheme="minorHAnsi" w:hAnsiTheme="minorHAnsi" w:cstheme="minorHAnsi"/>
+          <w:bCs/>
+          <w:sz w:val="22"/>
+          <w:szCs w:val="22"/>
+        </w:rPr>
+      </w:pPr>
+      <w:r>
+        <w:rPr>
+          <w:rFonts w:asciiTheme="minorHAnsi" w:hAnsiTheme="minorHAnsi" w:cstheme="minorHAnsi"/>
+          <w:b/>
+          <w:sz w:val="22"/>
+          <w:szCs w:val="22"/>
+        </w:rPr>
         <w:t>B. B. Bhattacharyya Excellence Award</w:t>
       </w:r>
       <w:r>
@@ -594,60 +648,6 @@
     </w:p>
     <w:p>
       <w:pPr>
-        <w:tabs>
-          <w:tab w:val="right" w:pos="8640"/>
-        </w:tabs>
-        <w:rPr>
-          <w:rFonts w:asciiTheme="minorHAnsi" w:hAnsiTheme="minorHAnsi" w:cstheme="minorHAnsi"/>
-          <w:bCs/>
-          <w:sz w:val="22"/>
-          <w:szCs w:val="22"/>
-        </w:rPr>
-      </w:pPr>
-    </w:p>
-    <w:p>
-      <w:pPr>
-        <w:tabs>
-          <w:tab w:val="right" w:pos="8640"/>
-        </w:tabs>
-        <w:rPr>
-          <w:rFonts w:asciiTheme="minorHAnsi" w:hAnsiTheme="minorHAnsi" w:cstheme="minorHAnsi"/>
-          <w:bCs/>
-          <w:sz w:val="22"/>
-          <w:szCs w:val="22"/>
-        </w:rPr>
-      </w:pPr>
-      <w:r>
-        <w:rPr>
-          <w:rFonts w:asciiTheme="minorHAnsi" w:hAnsiTheme="minorHAnsi" w:cstheme="minorHAnsi"/>
-          <w:b/>
-          <w:sz w:val="22"/>
-          <w:szCs w:val="22"/>
-        </w:rPr>
-        <w:t>Glaxo Smith Kline (GSK) Fellowship</w:t>
-      </w:r>
-      <w:r>
-        <w:rPr>
-          <w:rFonts w:asciiTheme="minorHAnsi" w:hAnsiTheme="minorHAnsi" w:cstheme="minorHAnsi"/>
-          <w:bCs/>
-          <w:sz w:val="22"/>
-          <w:szCs w:val="22"/>
-        </w:rPr>
-        <w:tab/>
-        <w:t>202</w:t>
-      </w:r>
-      <w:r>
-        <w:rPr>
-          <w:rFonts w:asciiTheme="minorHAnsi" w:hAnsiTheme="minorHAnsi" w:cstheme="minorHAnsi"/>
-          <w:bCs/>
-          <w:sz w:val="22"/>
-          <w:szCs w:val="22"/>
-        </w:rPr>
-        <w:t>5</w:t>
-      </w:r>
-    </w:p>
-    <w:p>
-      <w:pPr>
         <w:rPr>
           <w:bCs/>
           <w:sz w:val="22"/>
@@ -745,18 +745,8 @@
           <w:sz w:val="22"/>
           <w:szCs w:val="22"/>
         </w:rPr>
-        <w:t xml:space="preserve"> for computer </w:t>
-      </w:r>
-      <w:proofErr w:type="gramStart"/>
-      <w:r>
-        <w:rPr>
-          <w:rFonts w:asciiTheme="minorHAnsi" w:hAnsiTheme="minorHAnsi" w:cstheme="minorHAnsi"/>
-          <w:sz w:val="22"/>
-          <w:szCs w:val="22"/>
-        </w:rPr>
-        <w:t>experiment</w:t>
-      </w:r>
-      <w:proofErr w:type="gramEnd"/>
+        <w:t xml:space="preserve"> for computer experiment</w:t>
+      </w:r>
       <w:r>
         <w:rPr>
           <w:rFonts w:asciiTheme="minorHAnsi" w:hAnsiTheme="minorHAnsi" w:cstheme="minorHAnsi"/>
@@ -3629,7 +3619,6 @@
         <w:t xml:space="preserve">Email: </w:t>
       </w:r>
       <w:proofErr w:type="spellStart"/>
-      <w:proofErr w:type="gramStart"/>
       <w:r>
         <w:rPr>
           <w:rFonts w:asciiTheme="minorHAnsi" w:hAnsiTheme="minorHAnsi" w:cstheme="minorHAnsi"/>
@@ -3645,16 +3634,7 @@
           <w:sz w:val="22"/>
           <w:szCs w:val="22"/>
         </w:rPr>
-        <w:t xml:space="preserve"> @</w:t>
-      </w:r>
-      <w:proofErr w:type="gramEnd"/>
-      <w:r>
-        <w:rPr>
-          <w:rFonts w:asciiTheme="minorHAnsi" w:hAnsiTheme="minorHAnsi" w:cstheme="minorHAnsi"/>
-          <w:sz w:val="22"/>
-          <w:szCs w:val="22"/>
-        </w:rPr>
-        <w:t>ncsu.edu</w:t>
+        <w:t xml:space="preserve"> @ncsu.edu</w:t>
       </w:r>
     </w:p>
     <w:p>
